--- a/Editable Word files/Week 06-Sequence Diagrams.docx
+++ b/Editable Word files/Week 06-Sequence Diagrams.docx
@@ -1508,39 +1508,42 @@
       </w:pPr>
       <w:r>
         <w:rPr>
-          <w:rFonts w:ascii="Arial MT"/>
           <w:noProof/>
-          <w:sz w:val="20"/>
         </w:rPr>
         <w:drawing>
-          <wp:inline distT="0" distB="0" distL="0" distR="0" wp14:anchorId="5AD4F123" wp14:editId="5AD4F124">
-            <wp:extent cx="5363671" cy="3087243"/>
-            <wp:effectExtent l="0" t="0" r="0" b="0"/>
-            <wp:docPr id="9" name="Image 9"/>
-            <wp:cNvGraphicFramePr>
-              <a:graphicFrameLocks xmlns:a="http://schemas.openxmlformats.org/drawingml/2006/main"/>
-            </wp:cNvGraphicFramePr>
+          <wp:inline distT="114300" distB="114300" distL="114300" distR="114300" wp14:anchorId="13E2455C" wp14:editId="1852BB15">
+            <wp:extent cx="5454081" cy="4242192"/>
+            <wp:effectExtent l="0" t="0" r="0" b="6350"/>
+            <wp:docPr id="57" name="image3.png"/>
+            <wp:cNvGraphicFramePr/>
             <a:graphic xmlns:a="http://schemas.openxmlformats.org/drawingml/2006/main">
               <a:graphicData uri="http://schemas.openxmlformats.org/drawingml/2006/picture">
                 <pic:pic xmlns:pic="http://schemas.openxmlformats.org/drawingml/2006/picture">
                   <pic:nvPicPr>
-                    <pic:cNvPr id="9" name="Image 9"/>
-                    <pic:cNvPicPr/>
+                    <pic:cNvPr id="0" name="image3.png"/>
+                    <pic:cNvPicPr preferRelativeResize="0"/>
                   </pic:nvPicPr>
-                  <pic:blipFill>
-                    <a:blip r:embed="rId13" cstate="print"/>
-                    <a:stretch>
-                      <a:fillRect/>
-                    </a:stretch>
+                  <pic:blipFill rotWithShape="1">
+                    <a:blip r:embed="rId13"/>
+                    <a:srcRect t="5387"/>
+                    <a:stretch/>
                   </pic:blipFill>
-                  <pic:spPr>
+                  <pic:spPr bwMode="auto">
                     <a:xfrm>
                       <a:off x="0" y="0"/>
-                      <a:ext cx="5363671" cy="3087243"/>
+                      <a:ext cx="5517818" cy="4291767"/>
                     </a:xfrm>
                     <a:prstGeom prst="rect">
                       <a:avLst/>
                     </a:prstGeom>
+                    <a:ln>
+                      <a:noFill/>
+                    </a:ln>
+                    <a:extLst>
+                      <a:ext uri="{53640926-AAD7-44D8-BBD7-CCE9431645EC}">
+                        <a14:shadowObscured xmlns:a14="http://schemas.microsoft.com/office/drawing/2010/main"/>
+                      </a:ext>
+                    </a:extLst>
                   </pic:spPr>
                 </pic:pic>
               </a:graphicData>
@@ -1754,13 +1757,13 @@
           <w:sz w:val="9"/>
         </w:rPr>
         <w:drawing>
-          <wp:anchor distT="0" distB="0" distL="0" distR="0" simplePos="0" relativeHeight="487590400" behindDoc="1" locked="0" layoutInCell="1" allowOverlap="1" wp14:anchorId="5AD4F125" wp14:editId="5AD4F126">
+          <wp:anchor distT="0" distB="0" distL="0" distR="0" simplePos="0" relativeHeight="487590400" behindDoc="1" locked="0" layoutInCell="1" allowOverlap="1" wp14:anchorId="5AD4F125" wp14:editId="04FEF60C">
             <wp:simplePos x="0" y="0"/>
             <wp:positionH relativeFrom="page">
-              <wp:posOffset>1184910</wp:posOffset>
+              <wp:posOffset>1349297</wp:posOffset>
             </wp:positionH>
             <wp:positionV relativeFrom="paragraph">
-              <wp:posOffset>85128</wp:posOffset>
+              <wp:posOffset>187832</wp:posOffset>
             </wp:positionV>
             <wp:extent cx="4513489" cy="3840479"/>
             <wp:effectExtent l="0" t="0" r="0" b="0"/>
@@ -1835,39 +1838,42 @@
       </w:pPr>
       <w:r>
         <w:rPr>
-          <w:rFonts w:ascii="Arial MT"/>
           <w:noProof/>
-          <w:sz w:val="20"/>
         </w:rPr>
         <w:drawing>
-          <wp:inline distT="0" distB="0" distL="0" distR="0" wp14:anchorId="5AD4F127" wp14:editId="5AD4F128">
-            <wp:extent cx="4740561" cy="3274980"/>
-            <wp:effectExtent l="0" t="0" r="0" b="0"/>
-            <wp:docPr id="12" name="Image 12"/>
-            <wp:cNvGraphicFramePr>
-              <a:graphicFrameLocks xmlns:a="http://schemas.openxmlformats.org/drawingml/2006/main"/>
-            </wp:cNvGraphicFramePr>
+          <wp:inline distT="114300" distB="114300" distL="114300" distR="114300" wp14:anchorId="1B6DDACC" wp14:editId="4D32D5DA">
+            <wp:extent cx="5291191" cy="4017010"/>
+            <wp:effectExtent l="0" t="0" r="5080" b="2540"/>
+            <wp:docPr id="59" name="image7.png"/>
+            <wp:cNvGraphicFramePr/>
             <a:graphic xmlns:a="http://schemas.openxmlformats.org/drawingml/2006/main">
               <a:graphicData uri="http://schemas.openxmlformats.org/drawingml/2006/picture">
                 <pic:pic xmlns:pic="http://schemas.openxmlformats.org/drawingml/2006/picture">
                   <pic:nvPicPr>
-                    <pic:cNvPr id="12" name="Image 12"/>
-                    <pic:cNvPicPr/>
+                    <pic:cNvPr id="0" name="image7.png"/>
+                    <pic:cNvPicPr preferRelativeResize="0"/>
                   </pic:nvPicPr>
-                  <pic:blipFill>
-                    <a:blip r:embed="rId16" cstate="print"/>
-                    <a:stretch>
-                      <a:fillRect/>
-                    </a:stretch>
+                  <pic:blipFill rotWithShape="1">
+                    <a:blip r:embed="rId16"/>
+                    <a:srcRect t="8181"/>
+                    <a:stretch/>
                   </pic:blipFill>
-                  <pic:spPr>
+                  <pic:spPr bwMode="auto">
                     <a:xfrm>
                       <a:off x="0" y="0"/>
-                      <a:ext cx="4740561" cy="3274980"/>
+                      <a:ext cx="5382066" cy="4086002"/>
                     </a:xfrm>
                     <a:prstGeom prst="rect">
                       <a:avLst/>
                     </a:prstGeom>
+                    <a:ln>
+                      <a:noFill/>
+                    </a:ln>
+                    <a:extLst>
+                      <a:ext uri="{53640926-AAD7-44D8-BBD7-CCE9431645EC}">
+                        <a14:shadowObscured xmlns:a14="http://schemas.microsoft.com/office/drawing/2010/main"/>
+                      </a:ext>
+                    </a:extLst>
                   </pic:spPr>
                 </pic:pic>
               </a:graphicData>
@@ -1878,17 +1884,6 @@
     </w:p>
     <w:p>
       <w:pPr>
-        <w:pStyle w:val="BodyText"/>
-        <w:spacing w:before="271"/>
-        <w:rPr>
-          <w:rFonts w:ascii="Arial MT"/>
-          <w:b w:val="0"/>
-          <w:u w:val="none"/>
-        </w:rPr>
-      </w:pPr>
-    </w:p>
-    <w:p>
-      <w:pPr>
         <w:spacing w:before="1"/>
         <w:ind w:left="1632"/>
         <w:rPr>
@@ -1896,6 +1891,71 @@
           <w:sz w:val="30"/>
         </w:rPr>
       </w:pPr>
+      <w:r>
+        <w:rPr>
+          <w:noProof/>
+        </w:rPr>
+        <w:drawing>
+          <wp:anchor distT="0" distB="0" distL="114300" distR="114300" simplePos="0" relativeHeight="251658240" behindDoc="0" locked="0" layoutInCell="1" allowOverlap="1" wp14:anchorId="1F14B5F8" wp14:editId="7C34458E">
+            <wp:simplePos x="0" y="0"/>
+            <wp:positionH relativeFrom="column">
+              <wp:posOffset>944880</wp:posOffset>
+            </wp:positionH>
+            <wp:positionV relativeFrom="paragraph">
+              <wp:posOffset>318770</wp:posOffset>
+            </wp:positionV>
+            <wp:extent cx="5160645" cy="3801110"/>
+            <wp:effectExtent l="0" t="0" r="1905" b="8890"/>
+            <wp:wrapTopAndBottom/>
+            <wp:docPr id="61" name="image9.png"/>
+            <wp:cNvGraphicFramePr/>
+            <a:graphic xmlns:a="http://schemas.openxmlformats.org/drawingml/2006/main">
+              <a:graphicData uri="http://schemas.openxmlformats.org/drawingml/2006/picture">
+                <pic:pic xmlns:pic="http://schemas.openxmlformats.org/drawingml/2006/picture">
+                  <pic:nvPicPr>
+                    <pic:cNvPr id="0" name="image9.png"/>
+                    <pic:cNvPicPr preferRelativeResize="0"/>
+                  </pic:nvPicPr>
+                  <pic:blipFill rotWithShape="1">
+                    <a:blip r:embed="rId17">
+                      <a:extLst>
+                        <a:ext uri="{28A0092B-C50C-407E-A947-70E740481C1C}">
+                          <a14:useLocalDpi xmlns:a14="http://schemas.microsoft.com/office/drawing/2010/main" val="0"/>
+                        </a:ext>
+                      </a:extLst>
+                    </a:blip>
+                    <a:srcRect t="4480"/>
+                    <a:stretch/>
+                  </pic:blipFill>
+                  <pic:spPr bwMode="auto">
+                    <a:xfrm>
+                      <a:off x="0" y="0"/>
+                      <a:ext cx="5160645" cy="3801110"/>
+                    </a:xfrm>
+                    <a:prstGeom prst="rect">
+                      <a:avLst/>
+                    </a:prstGeom>
+                    <a:ln>
+                      <a:noFill/>
+                    </a:ln>
+                    <a:extLst>
+                      <a:ext uri="{53640926-AAD7-44D8-BBD7-CCE9431645EC}">
+                        <a14:shadowObscured xmlns:a14="http://schemas.microsoft.com/office/drawing/2010/main"/>
+                      </a:ext>
+                    </a:extLst>
+                  </pic:spPr>
+                </pic:pic>
+              </a:graphicData>
+            </a:graphic>
+            <wp14:sizeRelH relativeFrom="page">
+              <wp14:pctWidth>0</wp14:pctWidth>
+            </wp14:sizeRelH>
+            <wp14:sizeRelV relativeFrom="page">
+              <wp14:pctHeight>0</wp14:pctHeight>
+            </wp14:sizeRelV>
+          </wp:anchor>
+        </w:drawing>
+      </w:r>
       <w:r>
         <w:rPr>
           <w:b/>
@@ -2083,57 +2143,6 @@
           <w:u w:val="none"/>
         </w:rPr>
       </w:pPr>
-      <w:r>
-        <w:rPr>
-          <w:rFonts w:ascii="Arial MT"/>
-          <w:b w:val="0"/>
-          <w:noProof/>
-          <w:sz w:val="20"/>
-        </w:rPr>
-        <w:drawing>
-          <wp:anchor distT="0" distB="0" distL="0" distR="0" simplePos="0" relativeHeight="487590912" behindDoc="1" locked="0" layoutInCell="1" allowOverlap="1" wp14:anchorId="5AD4F129" wp14:editId="5AD4F12A">
-            <wp:simplePos x="0" y="0"/>
-            <wp:positionH relativeFrom="page">
-              <wp:posOffset>1217930</wp:posOffset>
-            </wp:positionH>
-            <wp:positionV relativeFrom="paragraph">
-              <wp:posOffset>305218</wp:posOffset>
-            </wp:positionV>
-            <wp:extent cx="4854326" cy="2944558"/>
-            <wp:effectExtent l="0" t="0" r="0" b="0"/>
-            <wp:wrapTopAndBottom/>
-            <wp:docPr id="13" name="Image 13"/>
-            <wp:cNvGraphicFramePr>
-              <a:graphicFrameLocks xmlns:a="http://schemas.openxmlformats.org/drawingml/2006/main"/>
-            </wp:cNvGraphicFramePr>
-            <a:graphic xmlns:a="http://schemas.openxmlformats.org/drawingml/2006/main">
-              <a:graphicData uri="http://schemas.openxmlformats.org/drawingml/2006/picture">
-                <pic:pic xmlns:pic="http://schemas.openxmlformats.org/drawingml/2006/picture">
-                  <pic:nvPicPr>
-                    <pic:cNvPr id="13" name="Image 13"/>
-                    <pic:cNvPicPr/>
-                  </pic:nvPicPr>
-                  <pic:blipFill>
-                    <a:blip r:embed="rId17" cstate="print"/>
-                    <a:stretch>
-                      <a:fillRect/>
-                    </a:stretch>
-                  </pic:blipFill>
-                  <pic:spPr>
-                    <a:xfrm>
-                      <a:off x="0" y="0"/>
-                      <a:ext cx="4854326" cy="2944558"/>
-                    </a:xfrm>
-                    <a:prstGeom prst="rect">
-                      <a:avLst/>
-                    </a:prstGeom>
-                  </pic:spPr>
-                </pic:pic>
-              </a:graphicData>
-            </a:graphic>
-          </wp:anchor>
-        </w:drawing>
-      </w:r>
     </w:p>
     <w:p>
       <w:pPr>
@@ -2161,78 +2170,70 @@
           <w:u w:val="none"/>
         </w:rPr>
       </w:pPr>
-    </w:p>
-    <w:p>
-      <w:pPr>
-        <w:pStyle w:val="BodyText"/>
-        <w:rPr>
-          <w:rFonts w:ascii="Arial MT"/>
-          <w:b w:val="0"/>
-          <w:sz w:val="20"/>
-          <w:u w:val="none"/>
-        </w:rPr>
-      </w:pPr>
-    </w:p>
-    <w:p>
-      <w:pPr>
-        <w:pStyle w:val="BodyText"/>
-        <w:spacing w:before="40"/>
-        <w:rPr>
-          <w:rFonts w:ascii="Arial MT"/>
-          <w:b w:val="0"/>
-          <w:sz w:val="20"/>
-          <w:u w:val="none"/>
-        </w:rPr>
-      </w:pPr>
-    </w:p>
-    <w:p>
-      <w:pPr>
-        <w:ind w:left="1782"/>
-        <w:rPr>
-          <w:rFonts w:ascii="Arial MT"/>
-          <w:sz w:val="20"/>
-        </w:rPr>
-      </w:pPr>
-      <w:r>
-        <w:rPr>
-          <w:rFonts w:ascii="Arial MT"/>
+      <w:r>
+        <w:rPr>
           <w:noProof/>
-          <w:sz w:val="20"/>
-        </w:rPr>
+        </w:rPr>
+        <w:lastRenderedPageBreak/>
         <w:drawing>
-          <wp:inline distT="0" distB="0" distL="0" distR="0" wp14:anchorId="5AD4F12B" wp14:editId="5AD4F12C">
-            <wp:extent cx="3279532" cy="3209544"/>
-            <wp:effectExtent l="0" t="0" r="0" b="0"/>
-            <wp:docPr id="15" name="Image 15"/>
-            <wp:cNvGraphicFramePr>
-              <a:graphicFrameLocks xmlns:a="http://schemas.openxmlformats.org/drawingml/2006/main"/>
-            </wp:cNvGraphicFramePr>
+          <wp:anchor distT="0" distB="0" distL="114300" distR="114300" simplePos="0" relativeHeight="251659264" behindDoc="0" locked="0" layoutInCell="1" allowOverlap="1" wp14:anchorId="57F7E57C" wp14:editId="6F600FA6">
+            <wp:simplePos x="0" y="0"/>
+            <wp:positionH relativeFrom="column">
+              <wp:posOffset>1129665</wp:posOffset>
+            </wp:positionH>
+            <wp:positionV relativeFrom="paragraph">
+              <wp:posOffset>131445</wp:posOffset>
+            </wp:positionV>
+            <wp:extent cx="5187950" cy="4417060"/>
+            <wp:effectExtent l="0" t="0" r="0" b="2540"/>
+            <wp:wrapTopAndBottom/>
+            <wp:docPr id="63" name="image4.png"/>
+            <wp:cNvGraphicFramePr/>
             <a:graphic xmlns:a="http://schemas.openxmlformats.org/drawingml/2006/main">
               <a:graphicData uri="http://schemas.openxmlformats.org/drawingml/2006/picture">
                 <pic:pic xmlns:pic="http://schemas.openxmlformats.org/drawingml/2006/picture">
                   <pic:nvPicPr>
-                    <pic:cNvPr id="15" name="Image 15"/>
-                    <pic:cNvPicPr/>
+                    <pic:cNvPr id="0" name="image4.png"/>
+                    <pic:cNvPicPr preferRelativeResize="0"/>
                   </pic:nvPicPr>
-                  <pic:blipFill>
-                    <a:blip r:embed="rId19" cstate="print"/>
-                    <a:stretch>
-                      <a:fillRect/>
-                    </a:stretch>
+                  <pic:blipFill rotWithShape="1">
+                    <a:blip r:embed="rId19">
+                      <a:extLst>
+                        <a:ext uri="{28A0092B-C50C-407E-A947-70E740481C1C}">
+                          <a14:useLocalDpi xmlns:a14="http://schemas.microsoft.com/office/drawing/2010/main" val="0"/>
+                        </a:ext>
+                      </a:extLst>
+                    </a:blip>
+                    <a:srcRect t="4706"/>
+                    <a:stretch/>
                   </pic:blipFill>
-                  <pic:spPr>
+                  <pic:spPr bwMode="auto">
                     <a:xfrm>
                       <a:off x="0" y="0"/>
-                      <a:ext cx="3279532" cy="3209544"/>
+                      <a:ext cx="5187950" cy="4417060"/>
                     </a:xfrm>
                     <a:prstGeom prst="rect">
                       <a:avLst/>
                     </a:prstGeom>
+                    <a:ln>
+                      <a:noFill/>
+                    </a:ln>
+                    <a:extLst>
+                      <a:ext uri="{53640926-AAD7-44D8-BBD7-CCE9431645EC}">
+                        <a14:shadowObscured xmlns:a14="http://schemas.microsoft.com/office/drawing/2010/main"/>
+                      </a:ext>
+                    </a:extLst>
                   </pic:spPr>
                 </pic:pic>
               </a:graphicData>
             </a:graphic>
-          </wp:inline>
+            <wp14:sizeRelH relativeFrom="page">
+              <wp14:pctWidth>0</wp14:pctWidth>
+            </wp14:sizeRelH>
+            <wp14:sizeRelV relativeFrom="page">
+              <wp14:pctHeight>0</wp14:pctHeight>
+            </wp14:sizeRelV>
+          </wp:anchor>
         </w:drawing>
       </w:r>
     </w:p>
@@ -2247,187 +2248,19 @@
       </w:pPr>
       <w:r>
         <w:rPr>
+          <w:rFonts w:ascii="Arial MT"/>
           <w:b/>
-          <w:color w:val="202020"/>
-          <w:sz w:val="28"/>
-          <w:u w:val="single" w:color="202020"/>
-        </w:rPr>
-        <w:t>FR12</w:t>
-      </w:r>
-      <w:r>
-        <w:rPr>
-          <w:b/>
-          <w:color w:val="202020"/>
-          <w:spacing w:val="-22"/>
-          <w:sz w:val="28"/>
-          <w:u w:val="single" w:color="202020"/>
-        </w:rPr>
-        <w:t xml:space="preserve"> </w:t>
-      </w:r>
-      <w:r>
-        <w:rPr>
-          <w:b/>
-          <w:color w:val="202020"/>
-          <w:sz w:val="28"/>
-          <w:u w:val="single" w:color="202020"/>
-        </w:rPr>
-        <w:t>-</w:t>
-      </w:r>
-      <w:r>
-        <w:rPr>
-          <w:b/>
-          <w:color w:val="202020"/>
-          <w:spacing w:val="-19"/>
-          <w:sz w:val="28"/>
-          <w:u w:val="single" w:color="202020"/>
-        </w:rPr>
-        <w:t xml:space="preserve"> </w:t>
-      </w:r>
-      <w:r>
-        <w:rPr>
-          <w:b/>
-          <w:color w:val="202020"/>
-          <w:sz w:val="28"/>
-          <w:u w:val="single" w:color="202020"/>
-        </w:rPr>
-        <w:t>Add</w:t>
-      </w:r>
-      <w:r>
-        <w:rPr>
-          <w:b/>
-          <w:color w:val="202020"/>
-          <w:spacing w:val="-20"/>
-          <w:sz w:val="28"/>
-          <w:u w:val="single" w:color="202020"/>
-        </w:rPr>
-        <w:t xml:space="preserve"> </w:t>
-      </w:r>
-      <w:r>
-        <w:rPr>
-          <w:b/>
-          <w:color w:val="202020"/>
-          <w:sz w:val="28"/>
-          <w:u w:val="single" w:color="202020"/>
-        </w:rPr>
-        <w:t>Property</w:t>
-      </w:r>
-      <w:r>
-        <w:rPr>
-          <w:b/>
-          <w:color w:val="202020"/>
-          <w:spacing w:val="-24"/>
-          <w:sz w:val="28"/>
-          <w:u w:val="single" w:color="202020"/>
-        </w:rPr>
-        <w:t xml:space="preserve"> </w:t>
-      </w:r>
-      <w:r>
-        <w:rPr>
-          <w:b/>
-          <w:color w:val="202020"/>
-          <w:sz w:val="28"/>
-          <w:u w:val="single" w:color="202020"/>
-        </w:rPr>
-        <w:t>Listing</w:t>
-      </w:r>
-      <w:r>
-        <w:rPr>
-          <w:b/>
-          <w:color w:val="202020"/>
-          <w:spacing w:val="46"/>
-          <w:sz w:val="28"/>
-        </w:rPr>
-        <w:t xml:space="preserve"> </w:t>
-      </w:r>
-      <w:r>
-        <w:rPr>
-          <w:rFonts w:ascii="Arial MT"/>
-          <w:color w:val="202020"/>
-          <w:sz w:val="28"/>
-        </w:rPr>
-        <w:t>(Done</w:t>
-      </w:r>
-      <w:r>
-        <w:rPr>
-          <w:rFonts w:ascii="Arial MT"/>
-          <w:color w:val="202020"/>
-          <w:spacing w:val="-12"/>
-          <w:sz w:val="28"/>
-        </w:rPr>
-        <w:t xml:space="preserve"> </w:t>
-      </w:r>
-      <w:r>
-        <w:rPr>
-          <w:rFonts w:ascii="Arial MT"/>
-          <w:color w:val="202020"/>
-          <w:sz w:val="28"/>
-        </w:rPr>
-        <w:t>by:</w:t>
-      </w:r>
-      <w:r>
-        <w:rPr>
-          <w:rFonts w:ascii="Arial MT"/>
-          <w:color w:val="202020"/>
-          <w:spacing w:val="-10"/>
-          <w:sz w:val="28"/>
-        </w:rPr>
-        <w:t xml:space="preserve"> </w:t>
-      </w:r>
-      <w:proofErr w:type="spellStart"/>
-      <w:r>
-        <w:rPr>
-          <w:rFonts w:ascii="Arial MT"/>
-          <w:color w:val="202020"/>
-          <w:sz w:val="28"/>
-        </w:rPr>
-        <w:t>Haidi</w:t>
-      </w:r>
-      <w:proofErr w:type="spellEnd"/>
-      <w:r>
-        <w:rPr>
-          <w:rFonts w:ascii="Arial MT"/>
-          <w:color w:val="202020"/>
-          <w:spacing w:val="-11"/>
-          <w:sz w:val="28"/>
-        </w:rPr>
-        <w:t xml:space="preserve"> </w:t>
-      </w:r>
-      <w:r>
-        <w:rPr>
-          <w:rFonts w:ascii="Arial MT"/>
-          <w:color w:val="202020"/>
-          <w:spacing w:val="-2"/>
-          <w:sz w:val="28"/>
-        </w:rPr>
-        <w:t>Toto)</w:t>
-      </w:r>
-    </w:p>
-    <w:p>
-      <w:pPr>
-        <w:pStyle w:val="BodyText"/>
-        <w:spacing w:before="8"/>
-        <w:rPr>
-          <w:rFonts w:ascii="Arial MT"/>
-          <w:b w:val="0"/>
-          <w:sz w:val="5"/>
-          <w:u w:val="none"/>
-        </w:rPr>
-      </w:pPr>
-      <w:r>
-        <w:rPr>
-          <w:rFonts w:ascii="Arial MT"/>
-          <w:b w:val="0"/>
           <w:noProof/>
           <w:sz w:val="5"/>
         </w:rPr>
         <w:drawing>
-          <wp:anchor distT="0" distB="0" distL="0" distR="0" simplePos="0" relativeHeight="487591424" behindDoc="1" locked="0" layoutInCell="1" allowOverlap="1" wp14:anchorId="5AD4F12D" wp14:editId="5AD4F12E">
+          <wp:anchor distT="0" distB="0" distL="0" distR="0" simplePos="0" relativeHeight="251656192" behindDoc="1" locked="0" layoutInCell="1" allowOverlap="1" wp14:anchorId="5AD4F12D" wp14:editId="082CA1F0">
             <wp:simplePos x="0" y="0"/>
             <wp:positionH relativeFrom="page">
-              <wp:posOffset>971550</wp:posOffset>
+              <wp:posOffset>1494790</wp:posOffset>
             </wp:positionH>
             <wp:positionV relativeFrom="paragraph">
-              <wp:posOffset>56913</wp:posOffset>
+              <wp:posOffset>4697730</wp:posOffset>
             </wp:positionV>
             <wp:extent cx="3705225" cy="3933825"/>
             <wp:effectExtent l="0" t="0" r="0" b="0"/>
@@ -2464,6 +2297,174 @@
           </wp:anchor>
         </w:drawing>
       </w:r>
+      <w:r>
+        <w:rPr>
+          <w:b/>
+          <w:color w:val="202020"/>
+          <w:sz w:val="28"/>
+          <w:u w:val="single" w:color="202020"/>
+        </w:rPr>
+        <w:t>FR12</w:t>
+      </w:r>
+      <w:r>
+        <w:rPr>
+          <w:b/>
+          <w:color w:val="202020"/>
+          <w:spacing w:val="-22"/>
+          <w:sz w:val="28"/>
+          <w:u w:val="single" w:color="202020"/>
+        </w:rPr>
+        <w:t xml:space="preserve"> </w:t>
+      </w:r>
+      <w:r>
+        <w:rPr>
+          <w:b/>
+          <w:color w:val="202020"/>
+          <w:sz w:val="28"/>
+          <w:u w:val="single" w:color="202020"/>
+        </w:rPr>
+        <w:t>-</w:t>
+      </w:r>
+      <w:r>
+        <w:rPr>
+          <w:b/>
+          <w:color w:val="202020"/>
+          <w:spacing w:val="-19"/>
+          <w:sz w:val="28"/>
+          <w:u w:val="single" w:color="202020"/>
+        </w:rPr>
+        <w:t xml:space="preserve"> </w:t>
+      </w:r>
+      <w:r>
+        <w:rPr>
+          <w:b/>
+          <w:color w:val="202020"/>
+          <w:sz w:val="28"/>
+          <w:u w:val="single" w:color="202020"/>
+        </w:rPr>
+        <w:t>Add</w:t>
+      </w:r>
+      <w:r>
+        <w:rPr>
+          <w:b/>
+          <w:color w:val="202020"/>
+          <w:spacing w:val="-20"/>
+          <w:sz w:val="28"/>
+          <w:u w:val="single" w:color="202020"/>
+        </w:rPr>
+        <w:t xml:space="preserve"> </w:t>
+      </w:r>
+      <w:r>
+        <w:rPr>
+          <w:b/>
+          <w:color w:val="202020"/>
+          <w:sz w:val="28"/>
+          <w:u w:val="single" w:color="202020"/>
+        </w:rPr>
+        <w:t>Property</w:t>
+      </w:r>
+      <w:r>
+        <w:rPr>
+          <w:b/>
+          <w:color w:val="202020"/>
+          <w:spacing w:val="-24"/>
+          <w:sz w:val="28"/>
+          <w:u w:val="single" w:color="202020"/>
+        </w:rPr>
+        <w:t xml:space="preserve"> </w:t>
+      </w:r>
+      <w:r>
+        <w:rPr>
+          <w:b/>
+          <w:color w:val="202020"/>
+          <w:sz w:val="28"/>
+          <w:u w:val="single" w:color="202020"/>
+        </w:rPr>
+        <w:t>Listing</w:t>
+      </w:r>
+      <w:r>
+        <w:rPr>
+          <w:b/>
+          <w:color w:val="202020"/>
+          <w:spacing w:val="46"/>
+          <w:sz w:val="28"/>
+        </w:rPr>
+        <w:t xml:space="preserve"> </w:t>
+      </w:r>
+      <w:r>
+        <w:rPr>
+          <w:rFonts w:ascii="Arial MT"/>
+          <w:color w:val="202020"/>
+          <w:sz w:val="28"/>
+        </w:rPr>
+        <w:t>(Done</w:t>
+      </w:r>
+      <w:r>
+        <w:rPr>
+          <w:rFonts w:ascii="Arial MT"/>
+          <w:color w:val="202020"/>
+          <w:spacing w:val="-12"/>
+          <w:sz w:val="28"/>
+        </w:rPr>
+        <w:t xml:space="preserve"> </w:t>
+      </w:r>
+      <w:r>
+        <w:rPr>
+          <w:rFonts w:ascii="Arial MT"/>
+          <w:color w:val="202020"/>
+          <w:sz w:val="28"/>
+        </w:rPr>
+        <w:t>by:</w:t>
+      </w:r>
+      <w:r>
+        <w:rPr>
+          <w:rFonts w:ascii="Arial MT"/>
+          <w:color w:val="202020"/>
+          <w:spacing w:val="-10"/>
+          <w:sz w:val="28"/>
+        </w:rPr>
+        <w:t xml:space="preserve"> </w:t>
+      </w:r>
+      <w:proofErr w:type="spellStart"/>
+      <w:r>
+        <w:rPr>
+          <w:rFonts w:ascii="Arial MT"/>
+          <w:color w:val="202020"/>
+          <w:sz w:val="28"/>
+        </w:rPr>
+        <w:t>Haidi</w:t>
+      </w:r>
+      <w:proofErr w:type="spellEnd"/>
+      <w:r>
+        <w:rPr>
+          <w:rFonts w:ascii="Arial MT"/>
+          <w:color w:val="202020"/>
+          <w:spacing w:val="-11"/>
+          <w:sz w:val="28"/>
+        </w:rPr>
+        <w:t xml:space="preserve"> </w:t>
+      </w:r>
+      <w:r>
+        <w:rPr>
+          <w:rFonts w:ascii="Arial MT"/>
+          <w:color w:val="202020"/>
+          <w:spacing w:val="-2"/>
+          <w:sz w:val="28"/>
+        </w:rPr>
+        <w:t>Toto)</w:t>
+      </w:r>
+    </w:p>
+    <w:p>
+      <w:pPr>
+        <w:pStyle w:val="BodyText"/>
+        <w:spacing w:before="8"/>
+        <w:rPr>
+          <w:rFonts w:ascii="Arial MT"/>
+          <w:b w:val="0"/>
+          <w:sz w:val="5"/>
+          <w:u w:val="none"/>
+        </w:rPr>
+      </w:pPr>
     </w:p>
     <w:p>
       <w:pPr>
@@ -2499,42 +2500,62 @@
           <w:rFonts w:ascii="Arial MT"/>
           <w:sz w:val="20"/>
         </w:rPr>
+        <w:sectPr>
+          <w:headerReference w:type="default" r:id="rId22"/>
+          <w:pgSz w:w="12240" w:h="15840"/>
+          <w:pgMar w:top="1800" w:right="0" w:bottom="280" w:left="0" w:header="1469" w:footer="0" w:gutter="0"/>
+          <w:cols w:space="720"/>
+        </w:sectPr>
       </w:pPr>
       <w:r>
         <w:rPr>
-          <w:rFonts w:ascii="Arial MT"/>
           <w:noProof/>
-          <w:sz w:val="20"/>
         </w:rPr>
         <w:drawing>
-          <wp:inline distT="0" distB="0" distL="0" distR="0" wp14:anchorId="5AD4F12F" wp14:editId="5AD4F130">
-            <wp:extent cx="5235046" cy="5382387"/>
+          <wp:inline distT="0" distB="0" distL="0" distR="0" wp14:anchorId="4E3D58BB" wp14:editId="33403B27">
+            <wp:extent cx="4562401" cy="6233160"/>
             <wp:effectExtent l="0" t="0" r="0" b="0"/>
-            <wp:docPr id="18" name="Image 18"/>
+            <wp:docPr id="9" name="Picture 9"/>
             <wp:cNvGraphicFramePr>
-              <a:graphicFrameLocks xmlns:a="http://schemas.openxmlformats.org/drawingml/2006/main"/>
+              <a:graphicFrameLocks xmlns:a="http://schemas.openxmlformats.org/drawingml/2006/main" noChangeAspect="1"/>
             </wp:cNvGraphicFramePr>
             <a:graphic xmlns:a="http://schemas.openxmlformats.org/drawingml/2006/main">
               <a:graphicData uri="http://schemas.openxmlformats.org/drawingml/2006/picture">
                 <pic:pic xmlns:pic="http://schemas.openxmlformats.org/drawingml/2006/picture">
                   <pic:nvPicPr>
-                    <pic:cNvPr id="18" name="Image 18"/>
-                    <pic:cNvPicPr/>
+                    <pic:cNvPr id="0" name="Picture 1"/>
+                    <pic:cNvPicPr>
+                      <a:picLocks noChangeAspect="1" noChangeArrowheads="1"/>
+                    </pic:cNvPicPr>
                   </pic:nvPicPr>
-                  <pic:blipFill>
-                    <a:blip r:embed="rId22" cstate="print"/>
-                    <a:stretch>
-                      <a:fillRect/>
-                    </a:stretch>
+                  <pic:blipFill rotWithShape="1">
+                    <a:blip r:embed="rId23">
+                      <a:extLst>
+                        <a:ext uri="{28A0092B-C50C-407E-A947-70E740481C1C}">
+                          <a14:useLocalDpi xmlns:a14="http://schemas.microsoft.com/office/drawing/2010/main" val="0"/>
+                        </a:ext>
+                      </a:extLst>
+                    </a:blip>
+                    <a:srcRect l="2550" t="6074" r="2906" b="2288"/>
+                    <a:stretch/>
                   </pic:blipFill>
-                  <pic:spPr>
+                  <pic:spPr bwMode="auto">
                     <a:xfrm>
                       <a:off x="0" y="0"/>
-                      <a:ext cx="5235046" cy="5382387"/>
+                      <a:ext cx="4580444" cy="6257810"/>
                     </a:xfrm>
                     <a:prstGeom prst="rect">
                       <a:avLst/>
                     </a:prstGeom>
+                    <a:noFill/>
+                    <a:ln>
+                      <a:noFill/>
+                    </a:ln>
+                    <a:extLst>
+                      <a:ext uri="{53640926-AAD7-44D8-BBD7-CCE9431645EC}">
+                        <a14:shadowObscured xmlns:a14="http://schemas.microsoft.com/office/drawing/2010/main"/>
+                      </a:ext>
+                    </a:extLst>
                   </pic:spPr>
                 </pic:pic>
               </a:graphicData>
@@ -2545,38 +2566,16 @@
     </w:p>
     <w:p>
       <w:pPr>
-        <w:rPr>
-          <w:rFonts w:ascii="Arial MT"/>
-          <w:sz w:val="20"/>
-        </w:rPr>
-        <w:sectPr>
-          <w:headerReference w:type="default" r:id="rId23"/>
-          <w:pgSz w:w="12240" w:h="15840"/>
-          <w:pgMar w:top="1800" w:right="0" w:bottom="280" w:left="0" w:header="1469" w:footer="0" w:gutter="0"/>
-          <w:cols w:space="720"/>
-        </w:sectPr>
-      </w:pPr>
-    </w:p>
-    <w:p>
-      <w:pPr>
         <w:pStyle w:val="BodyText"/>
+        <w:spacing w:before="221"/>
         <w:rPr>
           <w:rFonts w:ascii="Arial MT"/>
           <w:b w:val="0"/>
           <w:u w:val="none"/>
         </w:rPr>
       </w:pPr>
-    </w:p>
-    <w:p>
-      <w:pPr>
-        <w:pStyle w:val="BodyText"/>
-        <w:spacing w:before="221"/>
-        <w:rPr>
-          <w:rFonts w:ascii="Arial MT"/>
-          <w:b w:val="0"/>
-          <w:u w:val="none"/>
-        </w:rPr>
-      </w:pPr>
+      <w:bookmarkStart w:id="0" w:name="_GoBack"/>
+      <w:bookmarkEnd w:id="0"/>
     </w:p>
     <w:p>
       <w:pPr>
@@ -5707,7 +5706,6 @@
           <w:sz w:val="20"/>
         </w:rPr>
       </w:pPr>
-      <w:bookmarkStart w:id="0" w:name="_GoBack"/>
       <w:r>
         <w:rPr>
           <w:noProof/>
@@ -5748,7 +5746,6 @@
           </wp:inline>
         </w:drawing>
       </w:r>
-      <w:bookmarkEnd w:id="0"/>
     </w:p>
     <w:p>
       <w:pPr>
@@ -18284,7 +18281,7 @@
       <mc:AlternateContent>
         <mc:Choice Requires="wps">
           <w:drawing>
-            <wp:anchor distT="0" distB="0" distL="0" distR="0" simplePos="0" relativeHeight="487281664" behindDoc="1" locked="0" layoutInCell="1" allowOverlap="1" wp14:anchorId="5AD4F196" wp14:editId="5AD4F197">
+            <wp:anchor distT="0" distB="0" distL="0" distR="0" simplePos="0" relativeHeight="251656704" behindDoc="1" locked="0" layoutInCell="1" allowOverlap="1" wp14:anchorId="5AD4F196" wp14:editId="5AD4F197">
               <wp:simplePos x="0" y="0"/>
               <wp:positionH relativeFrom="page">
                 <wp:posOffset>132079</wp:posOffset>
@@ -18527,73 +18524,66 @@
                           </w:r>
                           <w:r>
                             <w:rPr>
-                              <w:b/>
                               <w:color w:val="202020"/>
                               <w:spacing w:val="-2"/>
                               <w:sz w:val="28"/>
-                              <w:u w:val="single" w:color="202020"/>
+                              <w:u w:color="202020"/>
                             </w:rPr>
                             <w:t>(Done</w:t>
                           </w:r>
                           <w:r>
                             <w:rPr>
-                              <w:b/>
                               <w:color w:val="202020"/>
                               <w:spacing w:val="-7"/>
                               <w:sz w:val="28"/>
-                              <w:u w:val="single" w:color="202020"/>
-                            </w:rPr>
-                            <w:t xml:space="preserve"> </w:t>
-                          </w:r>
-                          <w:r>
-                            <w:rPr>
-                              <w:b/>
+                              <w:u w:color="202020"/>
+                            </w:rPr>
+                            <w:t xml:space="preserve"> </w:t>
+                          </w:r>
+                          <w:r>
+                            <w:rPr>
                               <w:color w:val="202020"/>
                               <w:spacing w:val="-2"/>
                               <w:sz w:val="28"/>
-                              <w:u w:val="single" w:color="202020"/>
+                              <w:u w:color="202020"/>
                             </w:rPr>
                             <w:t>by:</w:t>
                           </w:r>
                           <w:r>
                             <w:rPr>
-                              <w:b/>
                               <w:color w:val="202020"/>
                               <w:spacing w:val="-7"/>
                               <w:sz w:val="28"/>
-                              <w:u w:val="single" w:color="202020"/>
+                              <w:u w:color="202020"/>
                             </w:rPr>
                             <w:t xml:space="preserve"> </w:t>
                           </w:r>
                           <w:proofErr w:type="spellStart"/>
                           <w:r>
                             <w:rPr>
-                              <w:b/>
                               <w:color w:val="202020"/>
                               <w:spacing w:val="-2"/>
                               <w:sz w:val="28"/>
-                              <w:u w:val="single" w:color="202020"/>
+                              <w:u w:color="202020"/>
                             </w:rPr>
                             <w:t>Haidi</w:t>
                           </w:r>
                           <w:proofErr w:type="spellEnd"/>
                           <w:r>
                             <w:rPr>
-                              <w:b/>
                               <w:color w:val="202020"/>
                               <w:spacing w:val="-5"/>
                               <w:sz w:val="28"/>
-                              <w:u w:val="single" w:color="202020"/>
-                            </w:rPr>
-                            <w:t xml:space="preserve"> </w:t>
-                          </w:r>
-                          <w:r>
-                            <w:rPr>
-                              <w:b/>
+                              <w:u w:color="202020"/>
+                            </w:rPr>
+                            <w:t xml:space="preserve"> </w:t>
+                          </w:r>
+                          <w:r>
+                            <w:rPr>
                               <w:color w:val="202020"/>
                               <w:spacing w:val="-2"/>
                               <w:sz w:val="28"/>
-                              <w:u w:val="single" w:color="202020"/>
+                              <w:u w:color="202020"/>
                             </w:rPr>
                             <w:t>Toto)</w:t>
                           </w:r>
@@ -18615,7 +18605,7 @@
               <v:stroke joinstyle="miter"/>
               <v:path gradientshapeok="t" o:connecttype="rect"/>
             </v:shapetype>
-            <v:shape id="Textbox 14" o:spid="_x0000_s1029" type="#_x0000_t202" style="position:absolute;margin-left:10.4pt;margin-top:60.95pt;width:601pt;height:17.7pt;z-index:-16034816;visibility:visible;mso-wrap-style:square;mso-wrap-distance-left:0;mso-wrap-distance-top:0;mso-wrap-distance-right:0;mso-wrap-distance-bottom:0;mso-position-horizontal:absolute;mso-position-horizontal-relative:page;mso-position-vertical:absolute;mso-position-vertical-relative:page;v-text-anchor:top" o:gfxdata="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" filled="f" stroked="f">
+            <v:shape id="Textbox 14" o:spid="_x0000_s1029" type="#_x0000_t202" style="position:absolute;margin-left:10.4pt;margin-top:60.95pt;width:601pt;height:17.7pt;z-index:-251659776;visibility:visible;mso-wrap-style:square;mso-wrap-distance-left:0;mso-wrap-distance-top:0;mso-wrap-distance-right:0;mso-wrap-distance-bottom:0;mso-position-horizontal:absolute;mso-position-horizontal-relative:page;mso-position-vertical:absolute;mso-position-vertical-relative:page;v-text-anchor:top" o:gfxdata="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" filled="f" stroked="f">
               <v:textbox inset="0,0,0,0">
                 <w:txbxContent>
                   <w:p>
@@ -18829,73 +18819,66 @@
                     </w:r>
                     <w:r>
                       <w:rPr>
-                        <w:b/>
                         <w:color w:val="202020"/>
                         <w:spacing w:val="-2"/>
                         <w:sz w:val="28"/>
-                        <w:u w:val="single" w:color="202020"/>
+                        <w:u w:color="202020"/>
                       </w:rPr>
                       <w:t>(Done</w:t>
                     </w:r>
                     <w:r>
                       <w:rPr>
-                        <w:b/>
                         <w:color w:val="202020"/>
                         <w:spacing w:val="-7"/>
                         <w:sz w:val="28"/>
-                        <w:u w:val="single" w:color="202020"/>
-                      </w:rPr>
-                      <w:t xml:space="preserve"> </w:t>
-                    </w:r>
-                    <w:r>
-                      <w:rPr>
-                        <w:b/>
+                        <w:u w:color="202020"/>
+                      </w:rPr>
+                      <w:t xml:space="preserve"> </w:t>
+                    </w:r>
+                    <w:r>
+                      <w:rPr>
                         <w:color w:val="202020"/>
                         <w:spacing w:val="-2"/>
                         <w:sz w:val="28"/>
-                        <w:u w:val="single" w:color="202020"/>
+                        <w:u w:color="202020"/>
                       </w:rPr>
                       <w:t>by:</w:t>
                     </w:r>
                     <w:r>
                       <w:rPr>
-                        <w:b/>
                         <w:color w:val="202020"/>
                         <w:spacing w:val="-7"/>
                         <w:sz w:val="28"/>
-                        <w:u w:val="single" w:color="202020"/>
+                        <w:u w:color="202020"/>
                       </w:rPr>
                       <w:t xml:space="preserve"> </w:t>
                     </w:r>
                     <w:proofErr w:type="spellStart"/>
                     <w:r>
                       <w:rPr>
-                        <w:b/>
                         <w:color w:val="202020"/>
                         <w:spacing w:val="-2"/>
                         <w:sz w:val="28"/>
-                        <w:u w:val="single" w:color="202020"/>
+                        <w:u w:color="202020"/>
                       </w:rPr>
                       <w:t>Haidi</w:t>
                     </w:r>
                     <w:proofErr w:type="spellEnd"/>
                     <w:r>
                       <w:rPr>
-                        <w:b/>
                         <w:color w:val="202020"/>
                         <w:spacing w:val="-5"/>
                         <w:sz w:val="28"/>
-                        <w:u w:val="single" w:color="202020"/>
-                      </w:rPr>
-                      <w:t xml:space="preserve"> </w:t>
-                    </w:r>
-                    <w:r>
-                      <w:rPr>
-                        <w:b/>
+                        <w:u w:color="202020"/>
+                      </w:rPr>
+                      <w:t xml:space="preserve"> </w:t>
+                    </w:r>
+                    <w:r>
+                      <w:rPr>
                         <w:color w:val="202020"/>
                         <w:spacing w:val="-2"/>
                         <w:sz w:val="28"/>
-                        <w:u w:val="single" w:color="202020"/>
+                        <w:u w:color="202020"/>
                       </w:rPr>
                       <w:t>Toto)</w:t>
                     </w:r>
@@ -18933,7 +18916,7 @@
       <mc:AlternateContent>
         <mc:Choice Requires="wps">
           <w:drawing>
-            <wp:anchor distT="0" distB="0" distL="0" distR="0" simplePos="0" relativeHeight="487282176" behindDoc="1" locked="0" layoutInCell="1" allowOverlap="1" wp14:anchorId="5AD4F198" wp14:editId="5AD4F199">
+            <wp:anchor distT="0" distB="0" distL="0" distR="0" simplePos="0" relativeHeight="251658752" behindDoc="1" locked="0" layoutInCell="1" allowOverlap="1" wp14:anchorId="5AD4F198" wp14:editId="5AD4F199">
               <wp:simplePos x="0" y="0"/>
               <wp:positionH relativeFrom="page">
                 <wp:posOffset>905052</wp:posOffset>
@@ -19141,7 +19124,7 @@
               <v:stroke joinstyle="miter"/>
               <v:path gradientshapeok="t" o:connecttype="rect"/>
             </v:shapetype>
-            <v:shape id="Textbox 17" o:spid="_x0000_s1030" type="#_x0000_t202" style="position:absolute;margin-left:71.25pt;margin-top:72.45pt;width:374.7pt;height:18.8pt;z-index:-16034304;visibility:visible;mso-wrap-style:square;mso-wrap-distance-left:0;mso-wrap-distance-top:0;mso-wrap-distance-right:0;mso-wrap-distance-bottom:0;mso-position-horizontal:absolute;mso-position-horizontal-relative:page;mso-position-vertical:absolute;mso-position-vertical-relative:page;v-text-anchor:top" o:gfxdata="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" filled="f" stroked="f">
+            <v:shape id="Textbox 17" o:spid="_x0000_s1030" type="#_x0000_t202" style="position:absolute;margin-left:71.25pt;margin-top:72.45pt;width:374.7pt;height:18.8pt;z-index:-251657728;visibility:visible;mso-wrap-style:square;mso-wrap-distance-left:0;mso-wrap-distance-top:0;mso-wrap-distance-right:0;mso-wrap-distance-bottom:0;mso-position-horizontal:absolute;mso-position-horizontal-relative:page;mso-position-vertical:absolute;mso-position-vertical-relative:page;v-text-anchor:top" o:gfxdata="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" filled="f" stroked="f">
               <v:textbox inset="0,0,0,0">
                 <w:txbxContent>
                   <w:p>
@@ -20674,6 +20657,54 @@
     <w:uiPriority w:val="1"/>
     <w:qFormat/>
   </w:style>
+  <w:style w:type="paragraph" w:styleId="Header">
+    <w:name w:val="header"/>
+    <w:basedOn w:val="Normal"/>
+    <w:link w:val="HeaderChar"/>
+    <w:uiPriority w:val="99"/>
+    <w:unhideWhenUsed/>
+    <w:rsid w:val="004A653F"/>
+    <w:pPr>
+      <w:tabs>
+        <w:tab w:val="center" w:pos="4536"/>
+        <w:tab w:val="right" w:pos="9072"/>
+      </w:tabs>
+    </w:pPr>
+  </w:style>
+  <w:style w:type="character" w:customStyle="1" w:styleId="HeaderChar">
+    <w:name w:val="Header Char"/>
+    <w:basedOn w:val="DefaultParagraphFont"/>
+    <w:link w:val="Header"/>
+    <w:uiPriority w:val="99"/>
+    <w:rsid w:val="004A653F"/>
+    <w:rPr>
+      <w:rFonts w:ascii="Arial" w:eastAsia="Arial" w:hAnsi="Arial" w:cs="Arial"/>
+    </w:rPr>
+  </w:style>
+  <w:style w:type="paragraph" w:styleId="Footer">
+    <w:name w:val="footer"/>
+    <w:basedOn w:val="Normal"/>
+    <w:link w:val="FooterChar"/>
+    <w:uiPriority w:val="99"/>
+    <w:unhideWhenUsed/>
+    <w:rsid w:val="004A653F"/>
+    <w:pPr>
+      <w:tabs>
+        <w:tab w:val="center" w:pos="4536"/>
+        <w:tab w:val="right" w:pos="9072"/>
+      </w:tabs>
+    </w:pPr>
+  </w:style>
+  <w:style w:type="character" w:customStyle="1" w:styleId="FooterChar">
+    <w:name w:val="Footer Char"/>
+    <w:basedOn w:val="DefaultParagraphFont"/>
+    <w:link w:val="Footer"/>
+    <w:uiPriority w:val="99"/>
+    <w:rsid w:val="004A653F"/>
+    <w:rPr>
+      <w:rFonts w:ascii="Arial" w:eastAsia="Arial" w:hAnsi="Arial" w:cs="Arial"/>
+    </w:rPr>
+  </w:style>
 </w:styles>
 </file>
 

--- a/Editable Word files/Week 06-Sequence Diagrams.docx
+++ b/Editable Word files/Week 06-Sequence Diagrams.docx
@@ -9,6 +9,7 @@
           <w:u w:val="none"/>
         </w:rPr>
       </w:pPr>
+      <w:bookmarkStart w:id="0" w:name="_Hlk230883739"/>
       <w:r>
         <w:rPr>
           <w:spacing w:val="-6"/>
@@ -1816,6 +1817,8 @@
           <w:cols w:space="720"/>
         </w:sectPr>
       </w:pPr>
+      <w:bookmarkStart w:id="1" w:name="_GoBack"/>
+      <w:bookmarkEnd w:id="1"/>
     </w:p>
     <w:p>
       <w:pPr>
@@ -2574,8 +2577,6 @@
           <w:u w:val="none"/>
         </w:rPr>
       </w:pPr>
-      <w:bookmarkStart w:id="0" w:name="_GoBack"/>
-      <w:bookmarkEnd w:id="0"/>
     </w:p>
     <w:p>
       <w:pPr>
@@ -6351,6 +6352,7 @@
           </wp:inline>
         </w:drawing>
       </w:r>
+      <w:bookmarkEnd w:id="0"/>
     </w:p>
     <w:sectPr>
       <w:headerReference w:type="default" r:id="rId83"/>
@@ -6412,425 +6414,6 @@
         <w:u w:val="none"/>
       </w:rPr>
     </w:pPr>
-    <w:r>
-      <w:rPr>
-        <w:b w:val="0"/>
-        <w:noProof/>
-        <w:sz w:val="20"/>
-      </w:rPr>
-      <mc:AlternateContent>
-        <mc:Choice Requires="wps">
-          <w:drawing>
-            <wp:anchor distT="0" distB="0" distL="0" distR="0" simplePos="0" relativeHeight="487280128" behindDoc="1" locked="0" layoutInCell="1" allowOverlap="1" wp14:anchorId="5AD4F190" wp14:editId="5AD4F191">
-              <wp:simplePos x="0" y="0"/>
-              <wp:positionH relativeFrom="page">
-                <wp:posOffset>1540510</wp:posOffset>
-              </wp:positionH>
-              <wp:positionV relativeFrom="page">
-                <wp:posOffset>855991</wp:posOffset>
-              </wp:positionV>
-              <wp:extent cx="4626610" cy="238760"/>
-              <wp:effectExtent l="0" t="0" r="0" b="0"/>
-              <wp:wrapNone/>
-              <wp:docPr id="6" name="Textbox 6"/>
-              <wp:cNvGraphicFramePr>
-                <a:graphicFrameLocks xmlns:a="http://schemas.openxmlformats.org/drawingml/2006/main"/>
-              </wp:cNvGraphicFramePr>
-              <a:graphic xmlns:a="http://schemas.openxmlformats.org/drawingml/2006/main">
-                <a:graphicData uri="http://schemas.microsoft.com/office/word/2010/wordprocessingShape">
-                  <wps:wsp>
-                    <wps:cNvSpPr txBox="1">
-                      <a:spLocks/>
-                    </wps:cNvSpPr>
-                    <wps:spPr>
-                      <a:xfrm>
-                        <a:off x="0" y="0"/>
-                        <a:ext cx="4626610" cy="238760"/>
-                      </a:xfrm>
-                      <a:prstGeom prst="rect">
-                        <a:avLst/>
-                      </a:prstGeom>
-                    </wps:spPr>
-                    <wps:txbx>
-                      <w:txbxContent>
-                        <w:p>
-                          <w:pPr>
-                            <w:spacing w:before="10"/>
-                            <w:ind w:left="20"/>
-                            <w:rPr>
-                              <w:rFonts w:ascii="Arial MT"/>
-                              <w:sz w:val="30"/>
-                            </w:rPr>
-                          </w:pPr>
-                          <w:r>
-                            <w:rPr>
-                              <w:b/>
-                              <w:sz w:val="30"/>
-                              <w:u w:val="single"/>
-                            </w:rPr>
-                            <w:t>FR06</w:t>
-                          </w:r>
-                          <w:r>
-                            <w:rPr>
-                              <w:b/>
-                              <w:spacing w:val="-21"/>
-                              <w:sz w:val="30"/>
-                              <w:u w:val="single"/>
-                            </w:rPr>
-                            <w:t xml:space="preserve"> </w:t>
-                          </w:r>
-                          <w:r>
-                            <w:rPr>
-                              <w:b/>
-                              <w:sz w:val="30"/>
-                              <w:u w:val="single"/>
-                            </w:rPr>
-                            <w:t>-</w:t>
-                          </w:r>
-                          <w:r>
-                            <w:rPr>
-                              <w:b/>
-                              <w:spacing w:val="-21"/>
-                              <w:sz w:val="30"/>
-                              <w:u w:val="single"/>
-                            </w:rPr>
-                            <w:t xml:space="preserve"> </w:t>
-                          </w:r>
-                          <w:r>
-                            <w:rPr>
-                              <w:b/>
-                              <w:sz w:val="30"/>
-                              <w:u w:val="single"/>
-                            </w:rPr>
-                            <w:t>Cancel</w:t>
-                          </w:r>
-                          <w:r>
-                            <w:rPr>
-                              <w:b/>
-                              <w:spacing w:val="-21"/>
-                              <w:sz w:val="30"/>
-                              <w:u w:val="single"/>
-                            </w:rPr>
-                            <w:t xml:space="preserve"> </w:t>
-                          </w:r>
-                          <w:r>
-                            <w:rPr>
-                              <w:b/>
-                              <w:sz w:val="30"/>
-                              <w:u w:val="single"/>
-                            </w:rPr>
-                            <w:t>rental</w:t>
-                          </w:r>
-                          <w:r>
-                            <w:rPr>
-                              <w:b/>
-                              <w:spacing w:val="-21"/>
-                              <w:sz w:val="30"/>
-                              <w:u w:val="single"/>
-                            </w:rPr>
-                            <w:t xml:space="preserve"> </w:t>
-                          </w:r>
-                          <w:proofErr w:type="gramStart"/>
-                          <w:r>
-                            <w:rPr>
-                              <w:b/>
-                              <w:sz w:val="30"/>
-                              <w:u w:val="single"/>
-                            </w:rPr>
-                            <w:t>request</w:t>
-                          </w:r>
-                          <w:r>
-                            <w:rPr>
-                              <w:b/>
-                              <w:spacing w:val="49"/>
-                              <w:sz w:val="30"/>
-                              <w:u w:val="single"/>
-                            </w:rPr>
-                            <w:t xml:space="preserve"> </w:t>
-                          </w:r>
-                          <w:r>
-                            <w:rPr>
-                              <w:b/>
-                              <w:spacing w:val="63"/>
-                              <w:sz w:val="30"/>
-                            </w:rPr>
-                            <w:t xml:space="preserve"> </w:t>
-                          </w:r>
-                          <w:r>
-                            <w:rPr>
-                              <w:rFonts w:ascii="Arial MT"/>
-                              <w:sz w:val="30"/>
-                            </w:rPr>
-                            <w:t>(</w:t>
-                          </w:r>
-                          <w:proofErr w:type="gramEnd"/>
-                          <w:r>
-                            <w:rPr>
-                              <w:rFonts w:ascii="Arial MT"/>
-                              <w:sz w:val="30"/>
-                            </w:rPr>
-                            <w:t>Done</w:t>
-                          </w:r>
-                          <w:r>
-                            <w:rPr>
-                              <w:rFonts w:ascii="Arial MT"/>
-                              <w:spacing w:val="-11"/>
-                              <w:sz w:val="30"/>
-                            </w:rPr>
-                            <w:t xml:space="preserve"> </w:t>
-                          </w:r>
-                          <w:r>
-                            <w:rPr>
-                              <w:rFonts w:ascii="Arial MT"/>
-                              <w:sz w:val="30"/>
-                            </w:rPr>
-                            <w:t>by:</w:t>
-                          </w:r>
-                          <w:r>
-                            <w:rPr>
-                              <w:rFonts w:ascii="Arial MT"/>
-                              <w:spacing w:val="-12"/>
-                              <w:sz w:val="30"/>
-                            </w:rPr>
-                            <w:t xml:space="preserve"> </w:t>
-                          </w:r>
-                          <w:r>
-                            <w:rPr>
-                              <w:rFonts w:ascii="Arial MT"/>
-                              <w:sz w:val="30"/>
-                            </w:rPr>
-                            <w:t>Anisa</w:t>
-                          </w:r>
-                          <w:r>
-                            <w:rPr>
-                              <w:rFonts w:ascii="Arial MT"/>
-                              <w:spacing w:val="-11"/>
-                              <w:sz w:val="30"/>
-                            </w:rPr>
-                            <w:t xml:space="preserve"> </w:t>
-                          </w:r>
-                          <w:proofErr w:type="spellStart"/>
-                          <w:r>
-                            <w:rPr>
-                              <w:rFonts w:ascii="Arial MT"/>
-                              <w:spacing w:val="-2"/>
-                              <w:sz w:val="30"/>
-                            </w:rPr>
-                            <w:t>Domi</w:t>
-                          </w:r>
-                          <w:proofErr w:type="spellEnd"/>
-                          <w:r>
-                            <w:rPr>
-                              <w:rFonts w:ascii="Arial MT"/>
-                              <w:spacing w:val="-2"/>
-                              <w:sz w:val="30"/>
-                            </w:rPr>
-                            <w:t>)</w:t>
-                          </w:r>
-                        </w:p>
-                      </w:txbxContent>
-                    </wps:txbx>
-                    <wps:bodyPr wrap="square" lIns="0" tIns="0" rIns="0" bIns="0" rtlCol="0">
-                      <a:noAutofit/>
-                    </wps:bodyPr>
-                  </wps:wsp>
-                </a:graphicData>
-              </a:graphic>
-            </wp:anchor>
-          </w:drawing>
-        </mc:Choice>
-        <mc:Fallback>
-          <w:pict>
-            <v:shapetype w14:anchorId="5AD4F190" id="_x0000_t202" coordsize="21600,21600" o:spt="202" path="m,l,21600r21600,l21600,xe">
-              <v:stroke joinstyle="miter"/>
-              <v:path gradientshapeok="t" o:connecttype="rect"/>
-            </v:shapetype>
-            <v:shape id="Textbox 6" o:spid="_x0000_s1026" type="#_x0000_t202" style="position:absolute;margin-left:121.3pt;margin-top:67.4pt;width:364.3pt;height:18.8pt;z-index:-16036352;visibility:visible;mso-wrap-style:square;mso-wrap-distance-left:0;mso-wrap-distance-top:0;mso-wrap-distance-right:0;mso-wrap-distance-bottom:0;mso-position-horizontal:absolute;mso-position-horizontal-relative:page;mso-position-vertical:absolute;mso-position-vertical-relative:page;v-text-anchor:top" o:gfxdata="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" filled="f" stroked="f">
-              <v:textbox inset="0,0,0,0">
-                <w:txbxContent>
-                  <w:p>
-                    <w:pPr>
-                      <w:spacing w:before="10"/>
-                      <w:ind w:left="20"/>
-                      <w:rPr>
-                        <w:rFonts w:ascii="Arial MT"/>
-                        <w:sz w:val="30"/>
-                      </w:rPr>
-                    </w:pPr>
-                    <w:r>
-                      <w:rPr>
-                        <w:b/>
-                        <w:sz w:val="30"/>
-                        <w:u w:val="single"/>
-                      </w:rPr>
-                      <w:t>FR06</w:t>
-                    </w:r>
-                    <w:r>
-                      <w:rPr>
-                        <w:b/>
-                        <w:spacing w:val="-21"/>
-                        <w:sz w:val="30"/>
-                        <w:u w:val="single"/>
-                      </w:rPr>
-                      <w:t xml:space="preserve"> </w:t>
-                    </w:r>
-                    <w:r>
-                      <w:rPr>
-                        <w:b/>
-                        <w:sz w:val="30"/>
-                        <w:u w:val="single"/>
-                      </w:rPr>
-                      <w:t>-</w:t>
-                    </w:r>
-                    <w:r>
-                      <w:rPr>
-                        <w:b/>
-                        <w:spacing w:val="-21"/>
-                        <w:sz w:val="30"/>
-                        <w:u w:val="single"/>
-                      </w:rPr>
-                      <w:t xml:space="preserve"> </w:t>
-                    </w:r>
-                    <w:r>
-                      <w:rPr>
-                        <w:b/>
-                        <w:sz w:val="30"/>
-                        <w:u w:val="single"/>
-                      </w:rPr>
-                      <w:t>Cancel</w:t>
-                    </w:r>
-                    <w:r>
-                      <w:rPr>
-                        <w:b/>
-                        <w:spacing w:val="-21"/>
-                        <w:sz w:val="30"/>
-                        <w:u w:val="single"/>
-                      </w:rPr>
-                      <w:t xml:space="preserve"> </w:t>
-                    </w:r>
-                    <w:r>
-                      <w:rPr>
-                        <w:b/>
-                        <w:sz w:val="30"/>
-                        <w:u w:val="single"/>
-                      </w:rPr>
-                      <w:t>rental</w:t>
-                    </w:r>
-                    <w:r>
-                      <w:rPr>
-                        <w:b/>
-                        <w:spacing w:val="-21"/>
-                        <w:sz w:val="30"/>
-                        <w:u w:val="single"/>
-                      </w:rPr>
-                      <w:t xml:space="preserve"> </w:t>
-                    </w:r>
-                    <w:proofErr w:type="gramStart"/>
-                    <w:r>
-                      <w:rPr>
-                        <w:b/>
-                        <w:sz w:val="30"/>
-                        <w:u w:val="single"/>
-                      </w:rPr>
-                      <w:t>request</w:t>
-                    </w:r>
-                    <w:r>
-                      <w:rPr>
-                        <w:b/>
-                        <w:spacing w:val="49"/>
-                        <w:sz w:val="30"/>
-                        <w:u w:val="single"/>
-                      </w:rPr>
-                      <w:t xml:space="preserve"> </w:t>
-                    </w:r>
-                    <w:r>
-                      <w:rPr>
-                        <w:b/>
-                        <w:spacing w:val="63"/>
-                        <w:sz w:val="30"/>
-                      </w:rPr>
-                      <w:t xml:space="preserve"> </w:t>
-                    </w:r>
-                    <w:r>
-                      <w:rPr>
-                        <w:rFonts w:ascii="Arial MT"/>
-                        <w:sz w:val="30"/>
-                      </w:rPr>
-                      <w:t>(</w:t>
-                    </w:r>
-                    <w:proofErr w:type="gramEnd"/>
-                    <w:r>
-                      <w:rPr>
-                        <w:rFonts w:ascii="Arial MT"/>
-                        <w:sz w:val="30"/>
-                      </w:rPr>
-                      <w:t>Done</w:t>
-                    </w:r>
-                    <w:r>
-                      <w:rPr>
-                        <w:rFonts w:ascii="Arial MT"/>
-                        <w:spacing w:val="-11"/>
-                        <w:sz w:val="30"/>
-                      </w:rPr>
-                      <w:t xml:space="preserve"> </w:t>
-                    </w:r>
-                    <w:r>
-                      <w:rPr>
-                        <w:rFonts w:ascii="Arial MT"/>
-                        <w:sz w:val="30"/>
-                      </w:rPr>
-                      <w:t>by:</w:t>
-                    </w:r>
-                    <w:r>
-                      <w:rPr>
-                        <w:rFonts w:ascii="Arial MT"/>
-                        <w:spacing w:val="-12"/>
-                        <w:sz w:val="30"/>
-                      </w:rPr>
-                      <w:t xml:space="preserve"> </w:t>
-                    </w:r>
-                    <w:r>
-                      <w:rPr>
-                        <w:rFonts w:ascii="Arial MT"/>
-                        <w:sz w:val="30"/>
-                      </w:rPr>
-                      <w:t>Anisa</w:t>
-                    </w:r>
-                    <w:r>
-                      <w:rPr>
-                        <w:rFonts w:ascii="Arial MT"/>
-                        <w:spacing w:val="-11"/>
-                        <w:sz w:val="30"/>
-                      </w:rPr>
-                      <w:t xml:space="preserve"> </w:t>
-                    </w:r>
-                    <w:proofErr w:type="spellStart"/>
-                    <w:r>
-                      <w:rPr>
-                        <w:rFonts w:ascii="Arial MT"/>
-                        <w:spacing w:val="-2"/>
-                        <w:sz w:val="30"/>
-                      </w:rPr>
-                      <w:t>Domi</w:t>
-                    </w:r>
-                    <w:proofErr w:type="spellEnd"/>
-                    <w:r>
-                      <w:rPr>
-                        <w:rFonts w:ascii="Arial MT"/>
-                        <w:spacing w:val="-2"/>
-                        <w:sz w:val="30"/>
-                      </w:rPr>
-                      <w:t>)</w:t>
-                    </w:r>
-                  </w:p>
-                </w:txbxContent>
-              </v:textbox>
-              <w10:wrap anchorx="page" anchory="page"/>
-            </v:shape>
-          </w:pict>
-        </mc:Fallback>
-      </mc:AlternateContent>
-    </w:r>
   </w:p>
 </w:hdr>
 </file>
@@ -7104,7 +6687,7 @@
               <v:stroke joinstyle="miter"/>
               <v:path gradientshapeok="t" o:connecttype="rect"/>
             </v:shapetype>
-            <v:shape id="Textbox 25" o:spid="_x0000_s1033" type="#_x0000_t202" style="position:absolute;margin-left:71.25pt;margin-top:94.15pt;width:389.25pt;height:18.8pt;z-index:-16032768;visibility:visible;mso-wrap-style:square;mso-wrap-distance-left:0;mso-wrap-distance-top:0;mso-wrap-distance-right:0;mso-wrap-distance-bottom:0;mso-position-horizontal:absolute;mso-position-horizontal-relative:page;mso-position-vertical:absolute;mso-position-vertical-relative:page;v-text-anchor:top" o:gfxdata="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" filled="f" stroked="f">
+            <v:shape id="Textbox 25" o:spid="_x0000_s1031" type="#_x0000_t202" style="position:absolute;margin-left:71.25pt;margin-top:94.15pt;width:389.25pt;height:18.8pt;z-index:-16032768;visibility:visible;mso-wrap-style:square;mso-wrap-distance-left:0;mso-wrap-distance-top:0;mso-wrap-distance-right:0;mso-wrap-distance-bottom:0;mso-position-horizontal:absolute;mso-position-horizontal-relative:page;mso-position-vertical:absolute;mso-position-vertical-relative:page;v-text-anchor:top" o:gfxdata="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" filled="f" stroked="f">
               <v:textbox inset="0,0,0,0">
                 <w:txbxContent>
                   <w:p>
@@ -7597,7 +7180,7 @@
               <v:stroke joinstyle="miter"/>
               <v:path gradientshapeok="t" o:connecttype="rect"/>
             </v:shapetype>
-            <v:shape id="Textbox 29" o:spid="_x0000_s1034" type="#_x0000_t202" style="position:absolute;margin-left:71.25pt;margin-top:72.45pt;width:385.15pt;height:18.8pt;z-index:-16032256;visibility:visible;mso-wrap-style:square;mso-wrap-distance-left:0;mso-wrap-distance-top:0;mso-wrap-distance-right:0;mso-wrap-distance-bottom:0;mso-position-horizontal:absolute;mso-position-horizontal-relative:page;mso-position-vertical:absolute;mso-position-vertical-relative:page;v-text-anchor:top" o:gfxdata="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" filled="f" stroked="f">
+            <v:shape id="Textbox 29" o:spid="_x0000_s1032" type="#_x0000_t202" style="position:absolute;margin-left:71.25pt;margin-top:72.45pt;width:385.15pt;height:18.8pt;z-index:-16032256;visibility:visible;mso-wrap-style:square;mso-wrap-distance-left:0;mso-wrap-distance-top:0;mso-wrap-distance-right:0;mso-wrap-distance-bottom:0;mso-position-horizontal:absolute;mso-position-horizontal-relative:page;mso-position-vertical:absolute;mso-position-vertical-relative:page;v-text-anchor:top" o:gfxdata="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" filled="f" stroked="f">
               <v:textbox inset="0,0,0,0">
                 <w:txbxContent>
                   <w:p>
@@ -7937,7 +7520,7 @@
               <v:stroke joinstyle="miter"/>
               <v:path gradientshapeok="t" o:connecttype="rect"/>
             </v:shapetype>
-            <v:shape id="Textbox 31" o:spid="_x0000_s1035" type="#_x0000_t202" style="position:absolute;margin-left:71.25pt;margin-top:72.45pt;width:204.3pt;height:18.8pt;z-index:-16031744;visibility:visible;mso-wrap-style:square;mso-wrap-distance-left:0;mso-wrap-distance-top:0;mso-wrap-distance-right:0;mso-wrap-distance-bottom:0;mso-position-horizontal:absolute;mso-position-horizontal-relative:page;mso-position-vertical:absolute;mso-position-vertical-relative:page;v-text-anchor:top" o:gfxdata="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" filled="f" stroked="f">
+            <v:shape id="Textbox 31" o:spid="_x0000_s1033" type="#_x0000_t202" style="position:absolute;margin-left:71.25pt;margin-top:72.45pt;width:204.3pt;height:18.8pt;z-index:-16031744;visibility:visible;mso-wrap-style:square;mso-wrap-distance-left:0;mso-wrap-distance-top:0;mso-wrap-distance-right:0;mso-wrap-distance-bottom:0;mso-position-horizontal:absolute;mso-position-horizontal-relative:page;mso-position-vertical:absolute;mso-position-vertical-relative:page;v-text-anchor:top" o:gfxdata="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" filled="f" stroked="f">
               <v:textbox inset="0,0,0,0">
                 <w:txbxContent>
                   <w:p>
@@ -8163,7 +7746,7 @@
         </mc:Choice>
         <mc:Fallback>
           <w:pict>
-            <v:shape w14:anchorId="5AD4F1A4" id="Textbox 32" o:spid="_x0000_s1036" type="#_x0000_t202" style="position:absolute;margin-left:285.75pt;margin-top:72.45pt;width:191.2pt;height:18.8pt;z-index:-16031232;visibility:visible;mso-wrap-style:square;mso-wrap-distance-left:0;mso-wrap-distance-top:0;mso-wrap-distance-right:0;mso-wrap-distance-bottom:0;mso-position-horizontal:absolute;mso-position-horizontal-relative:page;mso-position-vertical:absolute;mso-position-vertical-relative:page;v-text-anchor:top" o:gfxdata="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" filled="f" stroked="f">
+            <v:shape w14:anchorId="5AD4F1A4" id="Textbox 32" o:spid="_x0000_s1034" type="#_x0000_t202" style="position:absolute;margin-left:285.75pt;margin-top:72.45pt;width:191.2pt;height:18.8pt;z-index:-16031232;visibility:visible;mso-wrap-style:square;mso-wrap-distance-left:0;mso-wrap-distance-top:0;mso-wrap-distance-right:0;mso-wrap-distance-bottom:0;mso-position-horizontal:absolute;mso-position-horizontal-relative:page;mso-position-vertical:absolute;mso-position-vertical-relative:page;v-text-anchor:top" o:gfxdata="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" filled="f" stroked="f">
               <v:textbox inset="0,0,0,0">
                 <w:txbxContent>
                   <w:p>
@@ -8409,7 +7992,7 @@
               <v:stroke joinstyle="miter"/>
               <v:path gradientshapeok="t" o:connecttype="rect"/>
             </v:shapetype>
-            <v:shape id="Textbox 34" o:spid="_x0000_s1037" type="#_x0000_t202" style="position:absolute;margin-left:71.25pt;margin-top:72.45pt;width:251.1pt;height:18.8pt;z-index:-16030720;visibility:visible;mso-wrap-style:square;mso-wrap-distance-left:0;mso-wrap-distance-top:0;mso-wrap-distance-right:0;mso-wrap-distance-bottom:0;mso-position-horizontal:absolute;mso-position-horizontal-relative:page;mso-position-vertical:absolute;mso-position-vertical-relative:page;v-text-anchor:top" o:gfxdata="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" filled="f" stroked="f">
+            <v:shape id="Textbox 34" o:spid="_x0000_s1035" type="#_x0000_t202" style="position:absolute;margin-left:71.25pt;margin-top:72.45pt;width:251.1pt;height:18.8pt;z-index:-16030720;visibility:visible;mso-wrap-style:square;mso-wrap-distance-left:0;mso-wrap-distance-top:0;mso-wrap-distance-right:0;mso-wrap-distance-bottom:0;mso-position-horizontal:absolute;mso-position-horizontal-relative:page;mso-position-vertical:absolute;mso-position-vertical-relative:page;v-text-anchor:top" o:gfxdata="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" filled="f" stroked="f">
               <v:textbox inset="0,0,0,0">
                 <w:txbxContent>
                   <w:p>
@@ -8635,7 +8218,7 @@
         </mc:Choice>
         <mc:Fallback>
           <w:pict>
-            <v:shape w14:anchorId="5AD4F1A8" id="Textbox 35" o:spid="_x0000_s1038" type="#_x0000_t202" style="position:absolute;margin-left:336.65pt;margin-top:72.45pt;width:191.1pt;height:18.8pt;z-index:-16030208;visibility:visible;mso-wrap-style:square;mso-wrap-distance-left:0;mso-wrap-distance-top:0;mso-wrap-distance-right:0;mso-wrap-distance-bottom:0;mso-position-horizontal:absolute;mso-position-horizontal-relative:page;mso-position-vertical:absolute;mso-position-vertical-relative:page;v-text-anchor:top" o:gfxdata="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" filled="f" stroked="f">
+            <v:shape w14:anchorId="5AD4F1A8" id="Textbox 35" o:spid="_x0000_s1036" type="#_x0000_t202" style="position:absolute;margin-left:336.65pt;margin-top:72.45pt;width:191.1pt;height:18.8pt;z-index:-16030208;visibility:visible;mso-wrap-style:square;mso-wrap-distance-left:0;mso-wrap-distance-top:0;mso-wrap-distance-right:0;mso-wrap-distance-bottom:0;mso-position-horizontal:absolute;mso-position-horizontal-relative:page;mso-position-vertical:absolute;mso-position-vertical-relative:page;v-text-anchor:top" o:gfxdata="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" filled="f" stroked="f">
               <v:textbox inset="0,0,0,0">
                 <w:txbxContent>
                   <w:p>
@@ -9067,7 +8650,7 @@
               <v:stroke joinstyle="miter"/>
               <v:path gradientshapeok="t" o:connecttype="rect"/>
             </v:shapetype>
-            <v:shape id="Textbox 37" o:spid="_x0000_s1039" type="#_x0000_t202" style="position:absolute;margin-left:37.5pt;margin-top:72.45pt;width:566.55pt;height:18.8pt;z-index:-16029696;visibility:visible;mso-wrap-style:square;mso-wrap-distance-left:0;mso-wrap-distance-top:0;mso-wrap-distance-right:0;mso-wrap-distance-bottom:0;mso-position-horizontal:absolute;mso-position-horizontal-relative:page;mso-position-vertical:absolute;mso-position-vertical-relative:page;v-text-anchor:top" o:gfxdata="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" filled="f" stroked="f">
+            <v:shape id="Textbox 37" o:spid="_x0000_s1037" type="#_x0000_t202" style="position:absolute;margin-left:37.5pt;margin-top:72.45pt;width:566.55pt;height:18.8pt;z-index:-16029696;visibility:visible;mso-wrap-style:square;mso-wrap-distance-left:0;mso-wrap-distance-top:0;mso-wrap-distance-right:0;mso-wrap-distance-bottom:0;mso-position-horizontal:absolute;mso-position-horizontal-relative:page;mso-position-vertical:absolute;mso-position-vertical-relative:page;v-text-anchor:top" o:gfxdata="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" filled="f" stroked="f">
               <v:textbox inset="0,0,0,0">
                 <w:txbxContent>
                   <w:p>
@@ -9548,7 +9131,7 @@
               <v:stroke joinstyle="miter"/>
               <v:path gradientshapeok="t" o:connecttype="rect"/>
             </v:shapetype>
-            <v:shape id="Textbox 39" o:spid="_x0000_s1040" type="#_x0000_t202" style="position:absolute;margin-left:71.25pt;margin-top:72.45pt;width:407.85pt;height:18.8pt;z-index:-16029184;visibility:visible;mso-wrap-style:square;mso-wrap-distance-left:0;mso-wrap-distance-top:0;mso-wrap-distance-right:0;mso-wrap-distance-bottom:0;mso-position-horizontal:absolute;mso-position-horizontal-relative:page;mso-position-vertical:absolute;mso-position-vertical-relative:page;v-text-anchor:top" o:gfxdata="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" filled="f" stroked="f">
+            <v:shape id="Textbox 39" o:spid="_x0000_s1038" type="#_x0000_t202" style="position:absolute;margin-left:71.25pt;margin-top:72.45pt;width:407.85pt;height:18.8pt;z-index:-16029184;visibility:visible;mso-wrap-style:square;mso-wrap-distance-left:0;mso-wrap-distance-top:0;mso-wrap-distance-right:0;mso-wrap-distance-bottom:0;mso-position-horizontal:absolute;mso-position-horizontal-relative:page;mso-position-vertical:absolute;mso-position-vertical-relative:page;v-text-anchor:top" o:gfxdata="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" filled="f" stroked="f">
               <v:textbox inset="0,0,0,0">
                 <w:txbxContent>
                   <w:p>
@@ -9858,7 +9441,7 @@
               <v:stroke joinstyle="miter"/>
               <v:path gradientshapeok="t" o:connecttype="rect"/>
             </v:shapetype>
-            <v:shape id="Textbox 41" o:spid="_x0000_s1041" type="#_x0000_t202" style="position:absolute;margin-left:71.25pt;margin-top:72.45pt;width:312.8pt;height:18.8pt;z-index:-16028672;visibility:visible;mso-wrap-style:square;mso-wrap-distance-left:0;mso-wrap-distance-top:0;mso-wrap-distance-right:0;mso-wrap-distance-bottom:0;mso-position-horizontal:absolute;mso-position-horizontal-relative:page;mso-position-vertical:absolute;mso-position-vertical-relative:page;v-text-anchor:top" o:gfxdata="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" filled="f" stroked="f">
+            <v:shape id="Textbox 41" o:spid="_x0000_s1039" type="#_x0000_t202" style="position:absolute;margin-left:71.25pt;margin-top:72.45pt;width:312.8pt;height:18.8pt;z-index:-16028672;visibility:visible;mso-wrap-style:square;mso-wrap-distance-left:0;mso-wrap-distance-top:0;mso-wrap-distance-right:0;mso-wrap-distance-bottom:0;mso-position-horizontal:absolute;mso-position-horizontal-relative:page;mso-position-vertical:absolute;mso-position-vertical-relative:page;v-text-anchor:top" o:gfxdata="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" filled="f" stroked="f">
               <v:textbox inset="0,0,0,0">
                 <w:txbxContent>
                   <w:p>
@@ -10075,7 +9658,7 @@
         </mc:Choice>
         <mc:Fallback>
           <w:pict>
-            <v:shape w14:anchorId="5AD4F1B0" id="Textbox 42" o:spid="_x0000_s1042" type="#_x0000_t202" style="position:absolute;margin-left:394.25pt;margin-top:72.45pt;width:143.35pt;height:18.8pt;z-index:-16028160;visibility:visible;mso-wrap-style:square;mso-wrap-distance-left:0;mso-wrap-distance-top:0;mso-wrap-distance-right:0;mso-wrap-distance-bottom:0;mso-position-horizontal:absolute;mso-position-horizontal-relative:page;mso-position-vertical:absolute;mso-position-vertical-relative:page;v-text-anchor:top" o:gfxdata="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" filled="f" stroked="f">
+            <v:shape w14:anchorId="5AD4F1B0" id="Textbox 42" o:spid="_x0000_s1040" type="#_x0000_t202" style="position:absolute;margin-left:394.25pt;margin-top:72.45pt;width:143.35pt;height:18.8pt;z-index:-16028160;visibility:visible;mso-wrap-style:square;mso-wrap-distance-left:0;mso-wrap-distance-top:0;mso-wrap-distance-right:0;mso-wrap-distance-bottom:0;mso-position-horizontal:absolute;mso-position-horizontal-relative:page;mso-position-vertical:absolute;mso-position-vertical-relative:page;v-text-anchor:top" o:gfxdata="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" filled="f" stroked="f">
               <v:textbox inset="0,0,0,0">
                 <w:txbxContent>
                   <w:p>
@@ -10282,7 +9865,7 @@
               <v:stroke joinstyle="miter"/>
               <v:path gradientshapeok="t" o:connecttype="rect"/>
             </v:shapetype>
-            <v:shape id="Textbox 44" o:spid="_x0000_s1043" type="#_x0000_t202" style="position:absolute;margin-left:71.25pt;margin-top:72.45pt;width:202.3pt;height:18.8pt;z-index:-16027648;visibility:visible;mso-wrap-style:square;mso-wrap-distance-left:0;mso-wrap-distance-top:0;mso-wrap-distance-right:0;mso-wrap-distance-bottom:0;mso-position-horizontal:absolute;mso-position-horizontal-relative:page;mso-position-vertical:absolute;mso-position-vertical-relative:page;v-text-anchor:top" o:gfxdata="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" filled="f" stroked="f">
+            <v:shape id="Textbox 44" o:spid="_x0000_s1041" type="#_x0000_t202" style="position:absolute;margin-left:71.25pt;margin-top:72.45pt;width:202.3pt;height:18.8pt;z-index:-16027648;visibility:visible;mso-wrap-style:square;mso-wrap-distance-left:0;mso-wrap-distance-top:0;mso-wrap-distance-right:0;mso-wrap-distance-bottom:0;mso-position-horizontal:absolute;mso-position-horizontal-relative:page;mso-position-vertical:absolute;mso-position-vertical-relative:page;v-text-anchor:top" o:gfxdata="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" filled="f" stroked="f">
               <v:textbox inset="0,0,0,0">
                 <w:txbxContent>
                   <w:p>
@@ -10469,7 +10052,7 @@
         </mc:Choice>
         <mc:Fallback>
           <w:pict>
-            <v:shape w14:anchorId="5AD4F1B4" id="Textbox 45" o:spid="_x0000_s1044" type="#_x0000_t202" style="position:absolute;margin-left:283.7pt;margin-top:72.45pt;width:143.6pt;height:18.8pt;z-index:-16027136;visibility:visible;mso-wrap-style:square;mso-wrap-distance-left:0;mso-wrap-distance-top:0;mso-wrap-distance-right:0;mso-wrap-distance-bottom:0;mso-position-horizontal:absolute;mso-position-horizontal-relative:page;mso-position-vertical:absolute;mso-position-vertical-relative:page;v-text-anchor:top" o:gfxdata="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" filled="f" stroked="f">
+            <v:shape w14:anchorId="5AD4F1B4" id="Textbox 45" o:spid="_x0000_s1042" type="#_x0000_t202" style="position:absolute;margin-left:283.7pt;margin-top:72.45pt;width:143.6pt;height:18.8pt;z-index:-16027136;visibility:visible;mso-wrap-style:square;mso-wrap-distance-left:0;mso-wrap-distance-top:0;mso-wrap-distance-right:0;mso-wrap-distance-bottom:0;mso-position-horizontal:absolute;mso-position-horizontal-relative:page;mso-position-vertical:absolute;mso-position-vertical-relative:page;v-text-anchor:top" o:gfxdata="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" filled="f" stroked="f">
               <v:textbox inset="0,0,0,0">
                 <w:txbxContent>
                   <w:p>
@@ -10555,523 +10138,6 @@
         <w:u w:val="none"/>
       </w:rPr>
     </w:pPr>
-    <w:r>
-      <w:rPr>
-        <w:b w:val="0"/>
-        <w:noProof/>
-        <w:sz w:val="20"/>
-      </w:rPr>
-      <mc:AlternateContent>
-        <mc:Choice Requires="wps">
-          <w:drawing>
-            <wp:anchor distT="0" distB="0" distL="0" distR="0" simplePos="0" relativeHeight="487280640" behindDoc="1" locked="0" layoutInCell="1" allowOverlap="1" wp14:anchorId="5AD4F192" wp14:editId="5AD4F193">
-              <wp:simplePos x="0" y="0"/>
-              <wp:positionH relativeFrom="page">
-                <wp:posOffset>905052</wp:posOffset>
-              </wp:positionH>
-              <wp:positionV relativeFrom="page">
-                <wp:posOffset>919999</wp:posOffset>
-              </wp:positionV>
-              <wp:extent cx="6118860" cy="238760"/>
-              <wp:effectExtent l="0" t="0" r="0" b="0"/>
-              <wp:wrapNone/>
-              <wp:docPr id="8" name="Textbox 8"/>
-              <wp:cNvGraphicFramePr>
-                <a:graphicFrameLocks xmlns:a="http://schemas.openxmlformats.org/drawingml/2006/main"/>
-              </wp:cNvGraphicFramePr>
-              <a:graphic xmlns:a="http://schemas.openxmlformats.org/drawingml/2006/main">
-                <a:graphicData uri="http://schemas.microsoft.com/office/word/2010/wordprocessingShape">
-                  <wps:wsp>
-                    <wps:cNvSpPr txBox="1">
-                      <a:spLocks/>
-                    </wps:cNvSpPr>
-                    <wps:spPr>
-                      <a:xfrm>
-                        <a:off x="0" y="0"/>
-                        <a:ext cx="6118860" cy="238760"/>
-                      </a:xfrm>
-                      <a:prstGeom prst="rect">
-                        <a:avLst/>
-                      </a:prstGeom>
-                    </wps:spPr>
-                    <wps:txbx>
-                      <w:txbxContent>
-                        <w:p>
-                          <w:pPr>
-                            <w:spacing w:before="10"/>
-                            <w:ind w:left="20"/>
-                            <w:rPr>
-                              <w:rFonts w:ascii="Arial MT"/>
-                              <w:sz w:val="30"/>
-                            </w:rPr>
-                          </w:pPr>
-                          <w:r>
-                            <w:rPr>
-                              <w:b/>
-                              <w:color w:val="202020"/>
-                              <w:sz w:val="30"/>
-                              <w:u w:val="single" w:color="202020"/>
-                            </w:rPr>
-                            <w:t>FR7</w:t>
-                          </w:r>
-                          <w:r>
-                            <w:rPr>
-                              <w:b/>
-                              <w:color w:val="202020"/>
-                              <w:spacing w:val="-21"/>
-                              <w:sz w:val="30"/>
-                              <w:u w:val="single" w:color="202020"/>
-                            </w:rPr>
-                            <w:t xml:space="preserve"> </w:t>
-                          </w:r>
-                          <w:r>
-                            <w:rPr>
-                              <w:b/>
-                              <w:color w:val="202020"/>
-                              <w:sz w:val="30"/>
-                              <w:u w:val="single" w:color="202020"/>
-                            </w:rPr>
-                            <w:t>-</w:t>
-                          </w:r>
-                          <w:r>
-                            <w:rPr>
-                              <w:b/>
-                              <w:color w:val="202020"/>
-                              <w:spacing w:val="-21"/>
-                              <w:sz w:val="30"/>
-                              <w:u w:val="single" w:color="202020"/>
-                            </w:rPr>
-                            <w:t xml:space="preserve"> </w:t>
-                          </w:r>
-                          <w:r>
-                            <w:rPr>
-                              <w:b/>
-                              <w:color w:val="202020"/>
-                              <w:sz w:val="30"/>
-                              <w:u w:val="single" w:color="202020"/>
-                            </w:rPr>
-                            <w:t>Receive</w:t>
-                          </w:r>
-                          <w:r>
-                            <w:rPr>
-                              <w:b/>
-                              <w:color w:val="202020"/>
-                              <w:spacing w:val="-21"/>
-                              <w:sz w:val="30"/>
-                              <w:u w:val="single" w:color="202020"/>
-                            </w:rPr>
-                            <w:t xml:space="preserve"> </w:t>
-                          </w:r>
-                          <w:r>
-                            <w:rPr>
-                              <w:b/>
-                              <w:color w:val="202020"/>
-                              <w:sz w:val="30"/>
-                              <w:u w:val="single" w:color="202020"/>
-                            </w:rPr>
-                            <w:t>Messages</w:t>
-                          </w:r>
-                          <w:r>
-                            <w:rPr>
-                              <w:b/>
-                              <w:color w:val="202020"/>
-                              <w:spacing w:val="-21"/>
-                              <w:sz w:val="30"/>
-                              <w:u w:val="single" w:color="202020"/>
-                            </w:rPr>
-                            <w:t xml:space="preserve"> </w:t>
-                          </w:r>
-                          <w:r>
-                            <w:rPr>
-                              <w:b/>
-                              <w:color w:val="202020"/>
-                              <w:sz w:val="30"/>
-                              <w:u w:val="single" w:color="202020"/>
-                            </w:rPr>
-                            <w:t>from</w:t>
-                          </w:r>
-                          <w:r>
-                            <w:rPr>
-                              <w:b/>
-                              <w:color w:val="202020"/>
-                              <w:spacing w:val="-21"/>
-                              <w:sz w:val="30"/>
-                              <w:u w:val="single" w:color="202020"/>
-                            </w:rPr>
-                            <w:t xml:space="preserve"> </w:t>
-                          </w:r>
-                          <w:r>
-                            <w:rPr>
-                              <w:b/>
-                              <w:color w:val="202020"/>
-                              <w:sz w:val="30"/>
-                              <w:u w:val="single" w:color="202020"/>
-                            </w:rPr>
-                            <w:t>Property</w:t>
-                          </w:r>
-                          <w:r>
-                            <w:rPr>
-                              <w:b/>
-                              <w:color w:val="202020"/>
-                              <w:spacing w:val="-29"/>
-                              <w:sz w:val="30"/>
-                              <w:u w:val="single" w:color="202020"/>
-                            </w:rPr>
-                            <w:t xml:space="preserve"> </w:t>
-                          </w:r>
-                          <w:proofErr w:type="gramStart"/>
-                          <w:r>
-                            <w:rPr>
-                              <w:b/>
-                              <w:color w:val="202020"/>
-                              <w:sz w:val="30"/>
-                              <w:u w:val="single" w:color="202020"/>
-                            </w:rPr>
-                            <w:t>Owners</w:t>
-                          </w:r>
-                          <w:r>
-                            <w:rPr>
-                              <w:b/>
-                              <w:color w:val="202020"/>
-                              <w:spacing w:val="-10"/>
-                              <w:sz w:val="30"/>
-                              <w:u w:val="single" w:color="202020"/>
-                            </w:rPr>
-                            <w:t xml:space="preserve"> </w:t>
-                          </w:r>
-                          <w:r>
-                            <w:rPr>
-                              <w:b/>
-                              <w:color w:val="202020"/>
-                              <w:spacing w:val="-8"/>
-                              <w:sz w:val="30"/>
-                            </w:rPr>
-                            <w:t xml:space="preserve"> </w:t>
-                          </w:r>
-                          <w:r>
-                            <w:rPr>
-                              <w:rFonts w:ascii="Arial MT"/>
-                              <w:color w:val="202020"/>
-                              <w:sz w:val="30"/>
-                            </w:rPr>
-                            <w:t>(</w:t>
-                          </w:r>
-                          <w:proofErr w:type="gramEnd"/>
-                          <w:r>
-                            <w:rPr>
-                              <w:rFonts w:ascii="Arial MT"/>
-                              <w:color w:val="202020"/>
-                              <w:sz w:val="30"/>
-                            </w:rPr>
-                            <w:t>Done</w:t>
-                          </w:r>
-                          <w:r>
-                            <w:rPr>
-                              <w:rFonts w:ascii="Arial MT"/>
-                              <w:color w:val="202020"/>
-                              <w:spacing w:val="-8"/>
-                              <w:sz w:val="30"/>
-                            </w:rPr>
-                            <w:t xml:space="preserve"> </w:t>
-                          </w:r>
-                          <w:r>
-                            <w:rPr>
-                              <w:rFonts w:ascii="Arial MT"/>
-                              <w:color w:val="202020"/>
-                              <w:sz w:val="30"/>
-                            </w:rPr>
-                            <w:t>by:</w:t>
-                          </w:r>
-                          <w:r>
-                            <w:rPr>
-                              <w:rFonts w:ascii="Arial MT"/>
-                              <w:color w:val="202020"/>
-                              <w:spacing w:val="-9"/>
-                              <w:sz w:val="30"/>
-                            </w:rPr>
-                            <w:t xml:space="preserve"> </w:t>
-                          </w:r>
-                          <w:proofErr w:type="spellStart"/>
-                          <w:r>
-                            <w:rPr>
-                              <w:rFonts w:ascii="Arial MT"/>
-                              <w:color w:val="202020"/>
-                              <w:sz w:val="30"/>
-                            </w:rPr>
-                            <w:t>Haidi</w:t>
-                          </w:r>
-                          <w:proofErr w:type="spellEnd"/>
-                          <w:r>
-                            <w:rPr>
-                              <w:rFonts w:ascii="Arial MT"/>
-                              <w:color w:val="202020"/>
-                              <w:spacing w:val="-9"/>
-                              <w:sz w:val="30"/>
-                            </w:rPr>
-                            <w:t xml:space="preserve"> </w:t>
-                          </w:r>
-                          <w:r>
-                            <w:rPr>
-                              <w:rFonts w:ascii="Arial MT"/>
-                              <w:color w:val="202020"/>
-                              <w:spacing w:val="-2"/>
-                              <w:sz w:val="30"/>
-                            </w:rPr>
-                            <w:t>Toto)</w:t>
-                          </w:r>
-                        </w:p>
-                      </w:txbxContent>
-                    </wps:txbx>
-                    <wps:bodyPr wrap="square" lIns="0" tIns="0" rIns="0" bIns="0" rtlCol="0">
-                      <a:noAutofit/>
-                    </wps:bodyPr>
-                  </wps:wsp>
-                </a:graphicData>
-              </a:graphic>
-            </wp:anchor>
-          </w:drawing>
-        </mc:Choice>
-        <mc:Fallback>
-          <w:pict>
-            <v:shapetype w14:anchorId="5AD4F192" id="_x0000_t202" coordsize="21600,21600" o:spt="202" path="m,l,21600r21600,l21600,xe">
-              <v:stroke joinstyle="miter"/>
-              <v:path gradientshapeok="t" o:connecttype="rect"/>
-            </v:shapetype>
-            <v:shape id="Textbox 8" o:spid="_x0000_s1027" type="#_x0000_t202" style="position:absolute;margin-left:71.25pt;margin-top:72.45pt;width:481.8pt;height:18.8pt;z-index:-16035840;visibility:visible;mso-wrap-style:square;mso-wrap-distance-left:0;mso-wrap-distance-top:0;mso-wrap-distance-right:0;mso-wrap-distance-bottom:0;mso-position-horizontal:absolute;mso-position-horizontal-relative:page;mso-position-vertical:absolute;mso-position-vertical-relative:page;v-text-anchor:top" o:gfxdata="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" filled="f" stroked="f">
-              <v:textbox inset="0,0,0,0">
-                <w:txbxContent>
-                  <w:p>
-                    <w:pPr>
-                      <w:spacing w:before="10"/>
-                      <w:ind w:left="20"/>
-                      <w:rPr>
-                        <w:rFonts w:ascii="Arial MT"/>
-                        <w:sz w:val="30"/>
-                      </w:rPr>
-                    </w:pPr>
-                    <w:r>
-                      <w:rPr>
-                        <w:b/>
-                        <w:color w:val="202020"/>
-                        <w:sz w:val="30"/>
-                        <w:u w:val="single" w:color="202020"/>
-                      </w:rPr>
-                      <w:t>FR7</w:t>
-                    </w:r>
-                    <w:r>
-                      <w:rPr>
-                        <w:b/>
-                        <w:color w:val="202020"/>
-                        <w:spacing w:val="-21"/>
-                        <w:sz w:val="30"/>
-                        <w:u w:val="single" w:color="202020"/>
-                      </w:rPr>
-                      <w:t xml:space="preserve"> </w:t>
-                    </w:r>
-                    <w:r>
-                      <w:rPr>
-                        <w:b/>
-                        <w:color w:val="202020"/>
-                        <w:sz w:val="30"/>
-                        <w:u w:val="single" w:color="202020"/>
-                      </w:rPr>
-                      <w:t>-</w:t>
-                    </w:r>
-                    <w:r>
-                      <w:rPr>
-                        <w:b/>
-                        <w:color w:val="202020"/>
-                        <w:spacing w:val="-21"/>
-                        <w:sz w:val="30"/>
-                        <w:u w:val="single" w:color="202020"/>
-                      </w:rPr>
-                      <w:t xml:space="preserve"> </w:t>
-                    </w:r>
-                    <w:r>
-                      <w:rPr>
-                        <w:b/>
-                        <w:color w:val="202020"/>
-                        <w:sz w:val="30"/>
-                        <w:u w:val="single" w:color="202020"/>
-                      </w:rPr>
-                      <w:t>Receive</w:t>
-                    </w:r>
-                    <w:r>
-                      <w:rPr>
-                        <w:b/>
-                        <w:color w:val="202020"/>
-                        <w:spacing w:val="-21"/>
-                        <w:sz w:val="30"/>
-                        <w:u w:val="single" w:color="202020"/>
-                      </w:rPr>
-                      <w:t xml:space="preserve"> </w:t>
-                    </w:r>
-                    <w:r>
-                      <w:rPr>
-                        <w:b/>
-                        <w:color w:val="202020"/>
-                        <w:sz w:val="30"/>
-                        <w:u w:val="single" w:color="202020"/>
-                      </w:rPr>
-                      <w:t>Messages</w:t>
-                    </w:r>
-                    <w:r>
-                      <w:rPr>
-                        <w:b/>
-                        <w:color w:val="202020"/>
-                        <w:spacing w:val="-21"/>
-                        <w:sz w:val="30"/>
-                        <w:u w:val="single" w:color="202020"/>
-                      </w:rPr>
-                      <w:t xml:space="preserve"> </w:t>
-                    </w:r>
-                    <w:r>
-                      <w:rPr>
-                        <w:b/>
-                        <w:color w:val="202020"/>
-                        <w:sz w:val="30"/>
-                        <w:u w:val="single" w:color="202020"/>
-                      </w:rPr>
-                      <w:t>from</w:t>
-                    </w:r>
-                    <w:r>
-                      <w:rPr>
-                        <w:b/>
-                        <w:color w:val="202020"/>
-                        <w:spacing w:val="-21"/>
-                        <w:sz w:val="30"/>
-                        <w:u w:val="single" w:color="202020"/>
-                      </w:rPr>
-                      <w:t xml:space="preserve"> </w:t>
-                    </w:r>
-                    <w:r>
-                      <w:rPr>
-                        <w:b/>
-                        <w:color w:val="202020"/>
-                        <w:sz w:val="30"/>
-                        <w:u w:val="single" w:color="202020"/>
-                      </w:rPr>
-                      <w:t>Property</w:t>
-                    </w:r>
-                    <w:r>
-                      <w:rPr>
-                        <w:b/>
-                        <w:color w:val="202020"/>
-                        <w:spacing w:val="-29"/>
-                        <w:sz w:val="30"/>
-                        <w:u w:val="single" w:color="202020"/>
-                      </w:rPr>
-                      <w:t xml:space="preserve"> </w:t>
-                    </w:r>
-                    <w:proofErr w:type="gramStart"/>
-                    <w:r>
-                      <w:rPr>
-                        <w:b/>
-                        <w:color w:val="202020"/>
-                        <w:sz w:val="30"/>
-                        <w:u w:val="single" w:color="202020"/>
-                      </w:rPr>
-                      <w:t>Owners</w:t>
-                    </w:r>
-                    <w:r>
-                      <w:rPr>
-                        <w:b/>
-                        <w:color w:val="202020"/>
-                        <w:spacing w:val="-10"/>
-                        <w:sz w:val="30"/>
-                        <w:u w:val="single" w:color="202020"/>
-                      </w:rPr>
-                      <w:t xml:space="preserve"> </w:t>
-                    </w:r>
-                    <w:r>
-                      <w:rPr>
-                        <w:b/>
-                        <w:color w:val="202020"/>
-                        <w:spacing w:val="-8"/>
-                        <w:sz w:val="30"/>
-                      </w:rPr>
-                      <w:t xml:space="preserve"> </w:t>
-                    </w:r>
-                    <w:r>
-                      <w:rPr>
-                        <w:rFonts w:ascii="Arial MT"/>
-                        <w:color w:val="202020"/>
-                        <w:sz w:val="30"/>
-                      </w:rPr>
-                      <w:t>(</w:t>
-                    </w:r>
-                    <w:proofErr w:type="gramEnd"/>
-                    <w:r>
-                      <w:rPr>
-                        <w:rFonts w:ascii="Arial MT"/>
-                        <w:color w:val="202020"/>
-                        <w:sz w:val="30"/>
-                      </w:rPr>
-                      <w:t>Done</w:t>
-                    </w:r>
-                    <w:r>
-                      <w:rPr>
-                        <w:rFonts w:ascii="Arial MT"/>
-                        <w:color w:val="202020"/>
-                        <w:spacing w:val="-8"/>
-                        <w:sz w:val="30"/>
-                      </w:rPr>
-                      <w:t xml:space="preserve"> </w:t>
-                    </w:r>
-                    <w:r>
-                      <w:rPr>
-                        <w:rFonts w:ascii="Arial MT"/>
-                        <w:color w:val="202020"/>
-                        <w:sz w:val="30"/>
-                      </w:rPr>
-                      <w:t>by:</w:t>
-                    </w:r>
-                    <w:r>
-                      <w:rPr>
-                        <w:rFonts w:ascii="Arial MT"/>
-                        <w:color w:val="202020"/>
-                        <w:spacing w:val="-9"/>
-                        <w:sz w:val="30"/>
-                      </w:rPr>
-                      <w:t xml:space="preserve"> </w:t>
-                    </w:r>
-                    <w:proofErr w:type="spellStart"/>
-                    <w:r>
-                      <w:rPr>
-                        <w:rFonts w:ascii="Arial MT"/>
-                        <w:color w:val="202020"/>
-                        <w:sz w:val="30"/>
-                      </w:rPr>
-                      <w:t>Haidi</w:t>
-                    </w:r>
-                    <w:proofErr w:type="spellEnd"/>
-                    <w:r>
-                      <w:rPr>
-                        <w:rFonts w:ascii="Arial MT"/>
-                        <w:color w:val="202020"/>
-                        <w:spacing w:val="-9"/>
-                        <w:sz w:val="30"/>
-                      </w:rPr>
-                      <w:t xml:space="preserve"> </w:t>
-                    </w:r>
-                    <w:r>
-                      <w:rPr>
-                        <w:rFonts w:ascii="Arial MT"/>
-                        <w:color w:val="202020"/>
-                        <w:spacing w:val="-2"/>
-                        <w:sz w:val="30"/>
-                      </w:rPr>
-                      <w:t>Toto)</w:t>
-                    </w:r>
-                  </w:p>
-                </w:txbxContent>
-              </v:textbox>
-              <w10:wrap anchorx="page" anchory="page"/>
-            </v:shape>
-          </w:pict>
-        </mc:Fallback>
-      </mc:AlternateContent>
-    </w:r>
   </w:p>
 </w:hdr>
 </file>
@@ -11209,7 +10275,7 @@
               <v:stroke joinstyle="miter"/>
               <v:path gradientshapeok="t" o:connecttype="rect"/>
             </v:shapetype>
-            <v:shape id="Textbox 47" o:spid="_x0000_s1045" type="#_x0000_t202" style="position:absolute;margin-left:71.15pt;margin-top:72.45pt;width:209.75pt;height:18.8pt;z-index:-16026624;visibility:visible;mso-wrap-style:square;mso-wrap-distance-left:0;mso-wrap-distance-top:0;mso-wrap-distance-right:0;mso-wrap-distance-bottom:0;mso-position-horizontal:absolute;mso-position-horizontal-relative:page;mso-position-vertical:absolute;mso-position-vertical-relative:page;v-text-anchor:top" o:gfxdata="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" filled="f" stroked="f">
+            <v:shape id="Textbox 47" o:spid="_x0000_s1043" type="#_x0000_t202" style="position:absolute;margin-left:71.15pt;margin-top:72.45pt;width:209.75pt;height:18.8pt;z-index:-16026624;visibility:visible;mso-wrap-style:square;mso-wrap-distance-left:0;mso-wrap-distance-top:0;mso-wrap-distance-right:0;mso-wrap-distance-bottom:0;mso-position-horizontal:absolute;mso-position-horizontal-relative:page;mso-position-vertical:absolute;mso-position-vertical-relative:page;v-text-anchor:top" o:gfxdata="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" filled="f" stroked="f">
               <v:textbox inset="0,0,0,0">
                 <w:txbxContent>
                   <w:p>
@@ -11396,7 +10462,7 @@
         </mc:Choice>
         <mc:Fallback>
           <w:pict>
-            <v:shape w14:anchorId="5AD4F1B8" id="Textbox 48" o:spid="_x0000_s1046" type="#_x0000_t202" style="position:absolute;margin-left:291pt;margin-top:72.45pt;width:143.55pt;height:18.8pt;z-index:-16026112;visibility:visible;mso-wrap-style:square;mso-wrap-distance-left:0;mso-wrap-distance-top:0;mso-wrap-distance-right:0;mso-wrap-distance-bottom:0;mso-position-horizontal:absolute;mso-position-horizontal-relative:page;mso-position-vertical:absolute;mso-position-vertical-relative:page;v-text-anchor:top" o:gfxdata="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" filled="f" stroked="f">
+            <v:shape w14:anchorId="5AD4F1B8" id="Textbox 48" o:spid="_x0000_s1044" type="#_x0000_t202" style="position:absolute;margin-left:291pt;margin-top:72.45pt;width:143.55pt;height:18.8pt;z-index:-16026112;visibility:visible;mso-wrap-style:square;mso-wrap-distance-left:0;mso-wrap-distance-top:0;mso-wrap-distance-right:0;mso-wrap-distance-bottom:0;mso-position-horizontal:absolute;mso-position-horizontal-relative:page;mso-position-vertical:absolute;mso-position-vertical-relative:page;v-text-anchor:top" o:gfxdata="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" filled="f" stroked="f">
               <v:textbox inset="0,0,0,0">
                 <w:txbxContent>
                   <w:p>
@@ -11638,7 +10704,7 @@
               <v:stroke joinstyle="miter"/>
               <v:path gradientshapeok="t" o:connecttype="rect"/>
             </v:shapetype>
-            <v:shape id="Textbox 50" o:spid="_x0000_s1047" type="#_x0000_t202" style="position:absolute;margin-left:71.25pt;margin-top:72.45pt;width:301pt;height:18.8pt;z-index:-16025600;visibility:visible;mso-wrap-style:square;mso-wrap-distance-left:0;mso-wrap-distance-top:0;mso-wrap-distance-right:0;mso-wrap-distance-bottom:0;mso-position-horizontal:absolute;mso-position-horizontal-relative:page;mso-position-vertical:absolute;mso-position-vertical-relative:page;v-text-anchor:top" o:gfxdata="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" filled="f" stroked="f">
+            <v:shape id="Textbox 50" o:spid="_x0000_s1045" type="#_x0000_t202" style="position:absolute;margin-left:71.25pt;margin-top:72.45pt;width:301pt;height:18.8pt;z-index:-16025600;visibility:visible;mso-wrap-style:square;mso-wrap-distance-left:0;mso-wrap-distance-top:0;mso-wrap-distance-right:0;mso-wrap-distance-bottom:0;mso-position-horizontal:absolute;mso-position-horizontal-relative:page;mso-position-vertical:absolute;mso-position-vertical-relative:page;v-text-anchor:top" o:gfxdata="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" filled="f" stroked="f">
               <v:textbox inset="0,0,0,0">
                 <w:txbxContent>
                   <w:p>
@@ -11858,7 +10924,7 @@
         </mc:Choice>
         <mc:Fallback>
           <w:pict>
-            <v:shape w14:anchorId="5AD4F1BC" id="Textbox 51" o:spid="_x0000_s1048" type="#_x0000_t202" style="position:absolute;margin-left:382.45pt;margin-top:72.45pt;width:143.45pt;height:18.8pt;z-index:-16025088;visibility:visible;mso-wrap-style:square;mso-wrap-distance-left:0;mso-wrap-distance-top:0;mso-wrap-distance-right:0;mso-wrap-distance-bottom:0;mso-position-horizontal:absolute;mso-position-horizontal-relative:page;mso-position-vertical:absolute;mso-position-vertical-relative:page;v-text-anchor:top" o:gfxdata="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" filled="f" stroked="f">
+            <v:shape w14:anchorId="5AD4F1BC" id="Textbox 51" o:spid="_x0000_s1046" type="#_x0000_t202" style="position:absolute;margin-left:382.45pt;margin-top:72.45pt;width:143.45pt;height:18.8pt;z-index:-16025088;visibility:visible;mso-wrap-style:square;mso-wrap-distance-left:0;mso-wrap-distance-top:0;mso-wrap-distance-right:0;mso-wrap-distance-bottom:0;mso-position-horizontal:absolute;mso-position-horizontal-relative:page;mso-position-vertical:absolute;mso-position-vertical-relative:page;v-text-anchor:top" o:gfxdata="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" filled="f" stroked="f">
               <v:textbox inset="0,0,0,0">
                 <w:txbxContent>
                   <w:p>
@@ -12132,7 +11198,7 @@
               <v:stroke joinstyle="miter"/>
               <v:path gradientshapeok="t" o:connecttype="rect"/>
             </v:shapetype>
-            <v:shape id="Textbox 53" o:spid="_x0000_s1049" type="#_x0000_t202" style="position:absolute;margin-left:71.25pt;margin-top:72.45pt;width:360.55pt;height:18.8pt;z-index:-16024576;visibility:visible;mso-wrap-style:square;mso-wrap-distance-left:0;mso-wrap-distance-top:0;mso-wrap-distance-right:0;mso-wrap-distance-bottom:0;mso-position-horizontal:absolute;mso-position-horizontal-relative:page;mso-position-vertical:absolute;mso-position-vertical-relative:page;v-text-anchor:top" o:gfxdata="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" filled="f" stroked="f">
+            <v:shape id="Textbox 53" o:spid="_x0000_s1047" type="#_x0000_t202" style="position:absolute;margin-left:71.25pt;margin-top:72.45pt;width:360.55pt;height:18.8pt;z-index:-16024576;visibility:visible;mso-wrap-style:square;mso-wrap-distance-left:0;mso-wrap-distance-top:0;mso-wrap-distance-right:0;mso-wrap-distance-bottom:0;mso-position-horizontal:absolute;mso-position-horizontal-relative:page;mso-position-vertical:absolute;mso-position-vertical-relative:page;v-text-anchor:top" o:gfxdata="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" filled="f" stroked="f">
               <v:textbox inset="0,0,0,0">
                 <w:txbxContent>
                   <w:p>
@@ -12440,7 +11506,7 @@
               <v:stroke joinstyle="miter"/>
               <v:path gradientshapeok="t" o:connecttype="rect"/>
             </v:shapetype>
-            <v:shape id="Textbox 55" o:spid="_x0000_s1050" type="#_x0000_t202" style="position:absolute;margin-left:71.25pt;margin-top:66.5pt;width:277.2pt;height:19.3pt;z-index:-16024064;visibility:visible;mso-wrap-style:square;mso-wrap-distance-left:0;mso-wrap-distance-top:0;mso-wrap-distance-right:0;mso-wrap-distance-bottom:0;mso-position-horizontal:absolute;mso-position-horizontal-relative:page;mso-position-vertical:absolute;mso-position-vertical-relative:page;v-text-anchor:top" o:gfxdata="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" filled="f" stroked="f">
+            <v:shape id="Textbox 55" o:spid="_x0000_s1048" type="#_x0000_t202" style="position:absolute;margin-left:71.25pt;margin-top:66.5pt;width:277.2pt;height:19.3pt;z-index:-16024064;visibility:visible;mso-wrap-style:square;mso-wrap-distance-left:0;mso-wrap-distance-top:0;mso-wrap-distance-right:0;mso-wrap-distance-bottom:0;mso-position-horizontal:absolute;mso-position-horizontal-relative:page;mso-position-vertical:absolute;mso-position-vertical-relative:page;v-text-anchor:top" o:gfxdata="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" filled="f" stroked="f">
               <v:textbox inset="0,0,0,0">
                 <w:txbxContent>
                   <w:p>
@@ -12666,7 +11732,7 @@
         </mc:Choice>
         <mc:Fallback>
           <w:pict>
-            <v:shape w14:anchorId="5AD4F1C2" id="Textbox 56" o:spid="_x0000_s1051" type="#_x0000_t202" style="position:absolute;margin-left:359.05pt;margin-top:66.05pt;width:187.15pt;height:19.85pt;z-index:-16023552;visibility:visible;mso-wrap-style:square;mso-wrap-distance-left:0;mso-wrap-distance-top:0;mso-wrap-distance-right:0;mso-wrap-distance-bottom:0;mso-position-horizontal:absolute;mso-position-horizontal-relative:page;mso-position-vertical:absolute;mso-position-vertical-relative:page;v-text-anchor:top" o:gfxdata="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" filled="f" stroked="f">
+            <v:shape w14:anchorId="5AD4F1C2" id="Textbox 56" o:spid="_x0000_s1049" type="#_x0000_t202" style="position:absolute;margin-left:359.05pt;margin-top:66.05pt;width:187.15pt;height:19.85pt;z-index:-16023552;visibility:visible;mso-wrap-style:square;mso-wrap-distance-left:0;mso-wrap-distance-top:0;mso-wrap-distance-right:0;mso-wrap-distance-bottom:0;mso-position-horizontal:absolute;mso-position-horizontal-relative:page;mso-position-vertical:absolute;mso-position-vertical-relative:page;v-text-anchor:top" o:gfxdata="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" filled="f" stroked="f">
               <v:textbox inset="0,0,0,0">
                 <w:txbxContent>
                   <w:p>
@@ -13007,7 +12073,7 @@
               <v:stroke joinstyle="miter"/>
               <v:path gradientshapeok="t" o:connecttype="rect"/>
             </v:shapetype>
-            <v:shape id="Textbox 58" o:spid="_x0000_s1052" type="#_x0000_t202" style="position:absolute;margin-left:28.5pt;margin-top:71.95pt;width:540.45pt;height:19.85pt;z-index:-16023040;visibility:visible;mso-wrap-style:square;mso-wrap-distance-left:0;mso-wrap-distance-top:0;mso-wrap-distance-right:0;mso-wrap-distance-bottom:0;mso-position-horizontal:absolute;mso-position-horizontal-relative:page;mso-position-vertical:absolute;mso-position-vertical-relative:page;v-text-anchor:top" o:gfxdata="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" filled="f" stroked="f">
+            <v:shape id="Textbox 58" o:spid="_x0000_s1050" type="#_x0000_t202" style="position:absolute;margin-left:28.5pt;margin-top:71.95pt;width:540.45pt;height:19.85pt;z-index:-16023040;visibility:visible;mso-wrap-style:square;mso-wrap-distance-left:0;mso-wrap-distance-top:0;mso-wrap-distance-right:0;mso-wrap-distance-bottom:0;mso-position-horizontal:absolute;mso-position-horizontal-relative:page;mso-position-vertical:absolute;mso-position-vertical-relative:page;v-text-anchor:top" o:gfxdata="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" filled="f" stroked="f">
               <v:textbox inset="0,0,0,0">
                 <w:txbxContent>
                   <w:p>
@@ -13481,7 +12547,7 @@
               <v:stroke joinstyle="miter"/>
               <v:path gradientshapeok="t" o:connecttype="rect"/>
             </v:shapetype>
-            <v:shape id="Textbox 60" o:spid="_x0000_s1053" type="#_x0000_t202" style="position:absolute;margin-left:17.95pt;margin-top:72.45pt;width:559.4pt;height:18.8pt;z-index:-16022528;visibility:visible;mso-wrap-style:square;mso-wrap-distance-left:0;mso-wrap-distance-top:0;mso-wrap-distance-right:0;mso-wrap-distance-bottom:0;mso-position-horizontal:absolute;mso-position-horizontal-relative:page;mso-position-vertical:absolute;mso-position-vertical-relative:page;v-text-anchor:top" o:gfxdata="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" filled="f" stroked="f">
+            <v:shape id="Textbox 60" o:spid="_x0000_s1051" type="#_x0000_t202" style="position:absolute;margin-left:17.95pt;margin-top:72.45pt;width:559.4pt;height:18.8pt;z-index:-16022528;visibility:visible;mso-wrap-style:square;mso-wrap-distance-left:0;mso-wrap-distance-top:0;mso-wrap-distance-right:0;mso-wrap-distance-bottom:0;mso-position-horizontal:absolute;mso-position-horizontal-relative:page;mso-position-vertical:absolute;mso-position-vertical-relative:page;v-text-anchor:top" o:gfxdata="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" filled="f" stroked="f">
               <v:textbox inset="0,0,0,0">
                 <w:txbxContent>
                   <w:p>
@@ -13921,7 +12987,7 @@
               <v:stroke joinstyle="miter"/>
               <v:path gradientshapeok="t" o:connecttype="rect"/>
             </v:shapetype>
-            <v:shape id="Textbox 62" o:spid="_x0000_s1054" type="#_x0000_t202" style="position:absolute;margin-left:71.25pt;margin-top:72.45pt;width:372.9pt;height:18.8pt;z-index:-16022016;visibility:visible;mso-wrap-style:square;mso-wrap-distance-left:0;mso-wrap-distance-top:0;mso-wrap-distance-right:0;mso-wrap-distance-bottom:0;mso-position-horizontal:absolute;mso-position-horizontal-relative:page;mso-position-vertical:absolute;mso-position-vertical-relative:page;v-text-anchor:top" o:gfxdata="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" filled="f" stroked="f">
+            <v:shape id="Textbox 62" o:spid="_x0000_s1052" type="#_x0000_t202" style="position:absolute;margin-left:71.25pt;margin-top:72.45pt;width:372.9pt;height:18.8pt;z-index:-16022016;visibility:visible;mso-wrap-style:square;mso-wrap-distance-left:0;mso-wrap-distance-top:0;mso-wrap-distance-right:0;mso-wrap-distance-bottom:0;mso-position-horizontal:absolute;mso-position-horizontal-relative:page;mso-position-vertical:absolute;mso-position-vertical-relative:page;v-text-anchor:top" o:gfxdata="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" filled="f" stroked="f">
               <v:textbox inset="0,0,0,0">
                 <w:txbxContent>
                   <w:p>
@@ -14349,7 +13415,7 @@
               <v:stroke joinstyle="miter"/>
               <v:path gradientshapeok="t" o:connecttype="rect"/>
             </v:shapetype>
-            <v:shape id="Textbox 64" o:spid="_x0000_s1055" type="#_x0000_t202" style="position:absolute;margin-left:71.25pt;margin-top:72.45pt;width:475.15pt;height:18.8pt;z-index:-16021504;visibility:visible;mso-wrap-style:square;mso-wrap-distance-left:0;mso-wrap-distance-top:0;mso-wrap-distance-right:0;mso-wrap-distance-bottom:0;mso-position-horizontal:absolute;mso-position-horizontal-relative:page;mso-position-vertical:absolute;mso-position-vertical-relative:page;v-text-anchor:top" o:gfxdata="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" filled="f" stroked="f">
+            <v:shape id="Textbox 64" o:spid="_x0000_s1053" type="#_x0000_t202" style="position:absolute;margin-left:71.25pt;margin-top:72.45pt;width:475.15pt;height:18.8pt;z-index:-16021504;visibility:visible;mso-wrap-style:square;mso-wrap-distance-left:0;mso-wrap-distance-top:0;mso-wrap-distance-right:0;mso-wrap-distance-bottom:0;mso-position-horizontal:absolute;mso-position-horizontal-relative:page;mso-position-vertical:absolute;mso-position-vertical-relative:page;v-text-anchor:top" o:gfxdata="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" filled="f" stroked="f">
               <v:textbox inset="0,0,0,0">
                 <w:txbxContent>
                   <w:p>
@@ -14845,7 +13911,7 @@
               <v:stroke joinstyle="miter"/>
               <v:path gradientshapeok="t" o:connecttype="rect"/>
             </v:shapetype>
-            <v:shape id="Textbox 66" o:spid="_x0000_s1056" type="#_x0000_t202" style="position:absolute;margin-left:17.95pt;margin-top:72.45pt;width:592.1pt;height:18.8pt;z-index:-16020992;visibility:visible;mso-wrap-style:square;mso-wrap-distance-left:0;mso-wrap-distance-top:0;mso-wrap-distance-right:0;mso-wrap-distance-bottom:0;mso-position-horizontal:absolute;mso-position-horizontal-relative:page;mso-position-vertical:absolute;mso-position-vertical-relative:page;v-text-anchor:top" o:gfxdata="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" filled="f" stroked="f">
+            <v:shape id="Textbox 66" o:spid="_x0000_s1054" type="#_x0000_t202" style="position:absolute;margin-left:17.95pt;margin-top:72.45pt;width:592.1pt;height:18.8pt;z-index:-16020992;visibility:visible;mso-wrap-style:square;mso-wrap-distance-left:0;mso-wrap-distance-top:0;mso-wrap-distance-right:0;mso-wrap-distance-bottom:0;mso-position-horizontal:absolute;mso-position-horizontal-relative:page;mso-position-vertical:absolute;mso-position-vertical-relative:page;v-text-anchor:top" o:gfxdata="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" filled="f" stroked="f">
               <v:textbox inset="0,0,0,0">
                 <w:txbxContent>
                   <w:p>
@@ -15330,7 +14396,7 @@
               <v:stroke joinstyle="miter"/>
               <v:path gradientshapeok="t" o:connecttype="rect"/>
             </v:shapetype>
-            <v:shape id="Textbox 68" o:spid="_x0000_s1057" type="#_x0000_t202" style="position:absolute;margin-left:29.25pt;margin-top:72.45pt;width:551.55pt;height:18.8pt;z-index:-16020480;visibility:visible;mso-wrap-style:square;mso-wrap-distance-left:0;mso-wrap-distance-top:0;mso-wrap-distance-right:0;mso-wrap-distance-bottom:0;mso-position-horizontal:absolute;mso-position-horizontal-relative:page;mso-position-vertical:absolute;mso-position-vertical-relative:page;v-text-anchor:top" o:gfxdata="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" filled="f" stroked="f">
+            <v:shape id="Textbox 68" o:spid="_x0000_s1055" type="#_x0000_t202" style="position:absolute;margin-left:29.25pt;margin-top:72.45pt;width:551.55pt;height:18.8pt;z-index:-16020480;visibility:visible;mso-wrap-style:square;mso-wrap-distance-left:0;mso-wrap-distance-top:0;mso-wrap-distance-right:0;mso-wrap-distance-bottom:0;mso-position-horizontal:absolute;mso-position-horizontal-relative:page;mso-position-vertical:absolute;mso-position-vertical-relative:page;v-text-anchor:top" o:gfxdata="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" filled="f" stroked="f">
               <v:textbox inset="0,0,0,0">
                 <w:txbxContent>
                   <w:p>
@@ -15840,7 +14906,7 @@
               <v:stroke joinstyle="miter"/>
               <v:path gradientshapeok="t" o:connecttype="rect"/>
             </v:shapetype>
-            <v:shape id="Textbox 11" o:spid="_x0000_s1028" type="#_x0000_t202" style="position:absolute;margin-left:71.25pt;margin-top:71.95pt;width:497.15pt;height:18.8pt;z-index:-16035328;visibility:visible;mso-wrap-style:square;mso-wrap-distance-left:0;mso-wrap-distance-top:0;mso-wrap-distance-right:0;mso-wrap-distance-bottom:0;mso-position-horizontal:absolute;mso-position-horizontal-relative:page;mso-position-vertical:absolute;mso-position-vertical-relative:page;v-text-anchor:top" o:gfxdata="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" filled="f" stroked="f">
+            <v:shape id="Textbox 11" o:spid="_x0000_s1026" type="#_x0000_t202" style="position:absolute;margin-left:71.25pt;margin-top:71.95pt;width:497.15pt;height:18.8pt;z-index:-16035328;visibility:visible;mso-wrap-style:square;mso-wrap-distance-left:0;mso-wrap-distance-top:0;mso-wrap-distance-right:0;mso-wrap-distance-bottom:0;mso-position-horizontal:absolute;mso-position-horizontal-relative:page;mso-position-vertical:absolute;mso-position-vertical-relative:page;v-text-anchor:top" o:gfxdata="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" filled="f" stroked="f">
               <v:textbox inset="0,0,0,0">
                 <w:txbxContent>
                   <w:p>
@@ -16282,7 +15348,7 @@
               <v:stroke joinstyle="miter"/>
               <v:path gradientshapeok="t" o:connecttype="rect"/>
             </v:shapetype>
-            <v:shape id="Textbox 70" o:spid="_x0000_s1058" type="#_x0000_t202" style="position:absolute;margin-left:71.25pt;margin-top:72.45pt;width:344.6pt;height:18.8pt;z-index:-16019968;visibility:visible;mso-wrap-style:square;mso-wrap-distance-left:0;mso-wrap-distance-top:0;mso-wrap-distance-right:0;mso-wrap-distance-bottom:0;mso-position-horizontal:absolute;mso-position-horizontal-relative:page;mso-position-vertical:absolute;mso-position-vertical-relative:page;v-text-anchor:top" o:gfxdata="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" filled="f" stroked="f">
+            <v:shape id="Textbox 70" o:spid="_x0000_s1056" type="#_x0000_t202" style="position:absolute;margin-left:71.25pt;margin-top:72.45pt;width:344.6pt;height:18.8pt;z-index:-16019968;visibility:visible;mso-wrap-style:square;mso-wrap-distance-left:0;mso-wrap-distance-top:0;mso-wrap-distance-right:0;mso-wrap-distance-bottom:0;mso-position-horizontal:absolute;mso-position-horizontal-relative:page;mso-position-vertical:absolute;mso-position-vertical-relative:page;v-text-anchor:top" o:gfxdata="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" filled="f" stroked="f">
               <v:textbox inset="0,0,0,0">
                 <w:txbxContent>
                   <w:p>
@@ -16625,7 +15691,7 @@
               <v:stroke joinstyle="miter"/>
               <v:path gradientshapeok="t" o:connecttype="rect"/>
             </v:shapetype>
-            <v:shape id="Textbox 72" o:spid="_x0000_s1059" type="#_x0000_t202" style="position:absolute;margin-left:71.25pt;margin-top:72.45pt;width:435.95pt;height:18.8pt;z-index:-16019456;visibility:visible;mso-wrap-style:square;mso-wrap-distance-left:0;mso-wrap-distance-top:0;mso-wrap-distance-right:0;mso-wrap-distance-bottom:0;mso-position-horizontal:absolute;mso-position-horizontal-relative:page;mso-position-vertical:absolute;mso-position-vertical-relative:page;v-text-anchor:top" o:gfxdata="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" filled="f" stroked="f">
+            <v:shape id="Textbox 72" o:spid="_x0000_s1057" type="#_x0000_t202" style="position:absolute;margin-left:71.25pt;margin-top:72.45pt;width:435.95pt;height:18.8pt;z-index:-16019456;visibility:visible;mso-wrap-style:square;mso-wrap-distance-left:0;mso-wrap-distance-top:0;mso-wrap-distance-right:0;mso-wrap-distance-bottom:0;mso-position-horizontal:absolute;mso-position-horizontal-relative:page;mso-position-vertical:absolute;mso-position-vertical-relative:page;v-text-anchor:top" o:gfxdata="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" filled="f" stroked="f">
               <v:textbox inset="0,0,0,0">
                 <w:txbxContent>
                   <w:p>
@@ -17053,7 +16119,7 @@
               <v:stroke joinstyle="miter"/>
               <v:path gradientshapeok="t" o:connecttype="rect"/>
             </v:shapetype>
-            <v:shape id="Textbox 74" o:spid="_x0000_s1060" type="#_x0000_t202" style="position:absolute;margin-left:33.7pt;margin-top:72.45pt;width:549.25pt;height:18.8pt;z-index:-16018944;visibility:visible;mso-wrap-style:square;mso-wrap-distance-left:0;mso-wrap-distance-top:0;mso-wrap-distance-right:0;mso-wrap-distance-bottom:0;mso-position-horizontal:absolute;mso-position-horizontal-relative:page;mso-position-vertical:absolute;mso-position-vertical-relative:page;v-text-anchor:top" o:gfxdata="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" filled="f" stroked="f">
+            <v:shape id="Textbox 74" o:spid="_x0000_s1058" type="#_x0000_t202" style="position:absolute;margin-left:33.7pt;margin-top:72.45pt;width:549.25pt;height:18.8pt;z-index:-16018944;visibility:visible;mso-wrap-style:square;mso-wrap-distance-left:0;mso-wrap-distance-top:0;mso-wrap-distance-right:0;mso-wrap-distance-bottom:0;mso-position-horizontal:absolute;mso-position-horizontal-relative:page;mso-position-vertical:absolute;mso-position-vertical-relative:page;v-text-anchor:top" o:gfxdata="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" filled="f" stroked="f">
               <v:textbox inset="0,0,0,0">
                 <w:txbxContent>
                   <w:p>
@@ -17447,7 +16513,7 @@
               <v:stroke joinstyle="miter"/>
               <v:path gradientshapeok="t" o:connecttype="rect"/>
             </v:shapetype>
-            <v:shape id="Textbox 76" o:spid="_x0000_s1061" type="#_x0000_t202" style="position:absolute;margin-left:71.25pt;margin-top:72.45pt;width:325.25pt;height:18.8pt;z-index:-16018432;visibility:visible;mso-wrap-style:square;mso-wrap-distance-left:0;mso-wrap-distance-top:0;mso-wrap-distance-right:0;mso-wrap-distance-bottom:0;mso-position-horizontal:absolute;mso-position-horizontal-relative:page;mso-position-vertical:absolute;mso-position-vertical-relative:page;v-text-anchor:top" o:gfxdata="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" filled="f" stroked="f">
+            <v:shape id="Textbox 76" o:spid="_x0000_s1059" type="#_x0000_t202" style="position:absolute;margin-left:71.25pt;margin-top:72.45pt;width:325.25pt;height:18.8pt;z-index:-16018432;visibility:visible;mso-wrap-style:square;mso-wrap-distance-left:0;mso-wrap-distance-top:0;mso-wrap-distance-right:0;mso-wrap-distance-bottom:0;mso-position-horizontal:absolute;mso-position-horizontal-relative:page;mso-position-vertical:absolute;mso-position-vertical-relative:page;v-text-anchor:top" o:gfxdata="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" filled="f" stroked="f">
               <v:textbox inset="0,0,0,0">
                 <w:txbxContent>
                   <w:p>
@@ -17773,7 +16839,7 @@
               <v:stroke joinstyle="miter"/>
               <v:path gradientshapeok="t" o:connecttype="rect"/>
             </v:shapetype>
-            <v:shape id="Textbox 78" o:spid="_x0000_s1062" type="#_x0000_t202" style="position:absolute;margin-left:71.25pt;margin-top:72.45pt;width:250.5pt;height:18.8pt;z-index:-16017920;visibility:visible;mso-wrap-style:square;mso-wrap-distance-left:0;mso-wrap-distance-top:0;mso-wrap-distance-right:0;mso-wrap-distance-bottom:0;mso-position-horizontal:absolute;mso-position-horizontal-relative:page;mso-position-vertical:absolute;mso-position-vertical-relative:page;v-text-anchor:top" o:gfxdata="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" filled="f" stroked="f">
+            <v:shape id="Textbox 78" o:spid="_x0000_s1060" type="#_x0000_t202" style="position:absolute;margin-left:71.25pt;margin-top:72.45pt;width:250.5pt;height:18.8pt;z-index:-16017920;visibility:visible;mso-wrap-style:square;mso-wrap-distance-left:0;mso-wrap-distance-top:0;mso-wrap-distance-right:0;mso-wrap-distance-bottom:0;mso-position-horizontal:absolute;mso-position-horizontal-relative:page;mso-position-vertical:absolute;mso-position-vertical-relative:page;v-text-anchor:top" o:gfxdata="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" filled="f" stroked="f">
               <v:textbox inset="0,0,0,0">
                 <w:txbxContent>
                   <w:p>
@@ -18116,7 +17182,7 @@
               <v:stroke joinstyle="miter"/>
               <v:path gradientshapeok="t" o:connecttype="rect"/>
             </v:shapetype>
-            <v:shape id="Textbox 80" o:spid="_x0000_s1063" type="#_x0000_t202" style="position:absolute;margin-left:71.25pt;margin-top:72.45pt;width:266.1pt;height:18.8pt;z-index:-16017408;visibility:visible;mso-wrap-style:square;mso-wrap-distance-left:0;mso-wrap-distance-top:0;mso-wrap-distance-right:0;mso-wrap-distance-bottom:0;mso-position-horizontal:absolute;mso-position-horizontal-relative:page;mso-position-vertical:absolute;mso-position-vertical-relative:page;v-text-anchor:top" o:gfxdata="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" filled="f" stroked="f">
+            <v:shape id="Textbox 80" o:spid="_x0000_s1061" type="#_x0000_t202" style="position:absolute;margin-left:71.25pt;margin-top:72.45pt;width:266.1pt;height:18.8pt;z-index:-16017408;visibility:visible;mso-wrap-style:square;mso-wrap-distance-left:0;mso-wrap-distance-top:0;mso-wrap-distance-right:0;mso-wrap-distance-bottom:0;mso-position-horizontal:absolute;mso-position-horizontal-relative:page;mso-position-vertical:absolute;mso-position-vertical-relative:page;v-text-anchor:top" o:gfxdata="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" filled="f" stroked="f">
               <v:textbox inset="0,0,0,0">
                 <w:txbxContent>
                   <w:p>
@@ -18605,7 +17671,7 @@
               <v:stroke joinstyle="miter"/>
               <v:path gradientshapeok="t" o:connecttype="rect"/>
             </v:shapetype>
-            <v:shape id="Textbox 14" o:spid="_x0000_s1029" type="#_x0000_t202" style="position:absolute;margin-left:10.4pt;margin-top:60.95pt;width:601pt;height:17.7pt;z-index:-251659776;visibility:visible;mso-wrap-style:square;mso-wrap-distance-left:0;mso-wrap-distance-top:0;mso-wrap-distance-right:0;mso-wrap-distance-bottom:0;mso-position-horizontal:absolute;mso-position-horizontal-relative:page;mso-position-vertical:absolute;mso-position-vertical-relative:page;v-text-anchor:top" o:gfxdata="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" filled="f" stroked="f">
+            <v:shape id="Textbox 14" o:spid="_x0000_s1027" type="#_x0000_t202" style="position:absolute;margin-left:10.4pt;margin-top:60.95pt;width:601pt;height:17.7pt;z-index:-251659776;visibility:visible;mso-wrap-style:square;mso-wrap-distance-left:0;mso-wrap-distance-top:0;mso-wrap-distance-right:0;mso-wrap-distance-bottom:0;mso-position-horizontal:absolute;mso-position-horizontal-relative:page;mso-position-vertical:absolute;mso-position-vertical-relative:page;v-text-anchor:top" o:gfxdata="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" filled="f" stroked="f">
               <v:textbox inset="0,0,0,0">
                 <w:txbxContent>
                   <w:p>
@@ -19124,7 +18190,7 @@
               <v:stroke joinstyle="miter"/>
               <v:path gradientshapeok="t" o:connecttype="rect"/>
             </v:shapetype>
-            <v:shape id="Textbox 17" o:spid="_x0000_s1030" type="#_x0000_t202" style="position:absolute;margin-left:71.25pt;margin-top:72.45pt;width:374.7pt;height:18.8pt;z-index:-251657728;visibility:visible;mso-wrap-style:square;mso-wrap-distance-left:0;mso-wrap-distance-top:0;mso-wrap-distance-right:0;mso-wrap-distance-bottom:0;mso-position-horizontal:absolute;mso-position-horizontal-relative:page;mso-position-vertical:absolute;mso-position-vertical-relative:page;v-text-anchor:top" o:gfxdata="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" filled="f" stroked="f">
+            <v:shape id="Textbox 17" o:spid="_x0000_s1028" type="#_x0000_t202" style="position:absolute;margin-left:71.25pt;margin-top:72.45pt;width:374.7pt;height:18.8pt;z-index:-251657728;visibility:visible;mso-wrap-style:square;mso-wrap-distance-left:0;mso-wrap-distance-top:0;mso-wrap-distance-right:0;mso-wrap-distance-bottom:0;mso-position-horizontal:absolute;mso-position-horizontal-relative:page;mso-position-vertical:absolute;mso-position-vertical-relative:page;v-text-anchor:top" o:gfxdata="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" filled="f" stroked="f">
               <v:textbox inset="0,0,0,0">
                 <w:txbxContent>
                   <w:p>
@@ -19564,7 +18630,7 @@
               <v:stroke joinstyle="miter"/>
               <v:path gradientshapeok="t" o:connecttype="rect"/>
             </v:shapetype>
-            <v:shape id="Textbox 20" o:spid="_x0000_s1031" type="#_x0000_t202" style="position:absolute;margin-left:71.15pt;margin-top:72.45pt;width:374.95pt;height:18.8pt;z-index:-16033792;visibility:visible;mso-wrap-style:square;mso-wrap-distance-left:0;mso-wrap-distance-top:0;mso-wrap-distance-right:0;mso-wrap-distance-bottom:0;mso-position-horizontal:absolute;mso-position-horizontal-relative:page;mso-position-vertical:absolute;mso-position-vertical-relative:page;v-text-anchor:top" o:gfxdata="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" filled="f" stroked="f">
+            <v:shape id="Textbox 20" o:spid="_x0000_s1029" type="#_x0000_t202" style="position:absolute;margin-left:71.15pt;margin-top:72.45pt;width:374.95pt;height:18.8pt;z-index:-16033792;visibility:visible;mso-wrap-style:square;mso-wrap-distance-left:0;mso-wrap-distance-top:0;mso-wrap-distance-right:0;mso-wrap-distance-bottom:0;mso-position-horizontal:absolute;mso-position-horizontal-relative:page;mso-position-vertical:absolute;mso-position-vertical-relative:page;v-text-anchor:top" o:gfxdata="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" filled="f" stroked="f">
               <v:textbox inset="0,0,0,0">
                 <w:txbxContent>
                   <w:p>
@@ -19991,7 +19057,7 @@
               <v:stroke joinstyle="miter"/>
               <v:path gradientshapeok="t" o:connecttype="rect"/>
             </v:shapetype>
-            <v:shape id="Textbox 22" o:spid="_x0000_s1032" type="#_x0000_t202" style="position:absolute;margin-left:71.25pt;margin-top:94.15pt;width:362.75pt;height:18.8pt;z-index:-16033280;visibility:visible;mso-wrap-style:square;mso-wrap-distance-left:0;mso-wrap-distance-top:0;mso-wrap-distance-right:0;mso-wrap-distance-bottom:0;mso-position-horizontal:absolute;mso-position-horizontal-relative:page;mso-position-vertical:absolute;mso-position-vertical-relative:page;v-text-anchor:top" o:gfxdata="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" filled="f" stroked="f">
+            <v:shape id="Textbox 22" o:spid="_x0000_s1030" type="#_x0000_t202" style="position:absolute;margin-left:71.25pt;margin-top:94.15pt;width:362.75pt;height:18.8pt;z-index:-16033280;visibility:visible;mso-wrap-style:square;mso-wrap-distance-left:0;mso-wrap-distance-top:0;mso-wrap-distance-right:0;mso-wrap-distance-bottom:0;mso-position-horizontal:absolute;mso-position-horizontal-relative:page;mso-position-vertical:absolute;mso-position-vertical-relative:page;v-text-anchor:top" o:gfxdata="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" filled="f" stroked="f">
               <v:textbox inset="0,0,0,0">
                 <w:txbxContent>
                   <w:p>
